--- a/Аналитическая_записка_сверка_дашборд_отчет_2026_01_07.docx
+++ b/Аналитическая_записка_сверка_дашборд_отчет_2026_01_07.docx
@@ -67,7 +67,7 @@
           <w:b w:val="0"/>
           <w:sz w:val="24"/>
         </w:rPr>
-        <w:t>Колонка «ДБ» — витрина final_script_2_1, та, что ляжет в основу дашборда. Колонка «Портал» — месячные Excel-отчёты эквайринга. Разница везде считается как дашборд минус отчёт. Месяцы только с января по июль 2026.</w:t>
+        <w:t>Колонка «ДБ» — витрина final_df_script_3_1, та, что ляжет в основу дашборда. Файл сверки — portal_vs_dashboard_2026_01_2026_07_final_df_script_3_1.xlsx. Колонка «Портал» — месячные Excel-отчёты эквайринга. Разница везде считается как дашборд минус отчёт. Месяцы только с января по июль 2026. Каталоги final_script_2 и final_script_2_1 в эту сверку не входят.</w:t>
       </w:r>
     </w:p>
     <w:p>
@@ -8727,7 +8727,7 @@
                 <w:b w:val="0"/>
                 <w:sz w:val="14"/>
               </w:rPr>
-              <w:t>16,80</w:t>
+              <w:t>16,65</w:t>
             </w:r>
           </w:p>
         </w:tc>
@@ -8755,7 +8755,7 @@
                 <w:b w:val="0"/>
                 <w:sz w:val="14"/>
               </w:rPr>
-              <w:t>3,03</w:t>
+              <w:t>3,18</w:t>
             </w:r>
           </w:p>
         </w:tc>
@@ -8811,7 +8811,7 @@
                 <w:b w:val="0"/>
                 <w:sz w:val="14"/>
               </w:rPr>
-              <w:t>17,15</w:t>
+              <w:t>17,49</w:t>
             </w:r>
           </w:p>
         </w:tc>
@@ -8839,7 +8839,7 @@
                 <w:b w:val="0"/>
                 <w:sz w:val="14"/>
               </w:rPr>
-              <w:t>3,43</w:t>
+              <w:t>3,09</w:t>
             </w:r>
           </w:p>
         </w:tc>
@@ -9345,7 +9345,7 @@
                 <w:b w:val="0"/>
                 <w:sz w:val="14"/>
               </w:rPr>
-              <w:t>−3,25</w:t>
+              <w:t>−3,40</w:t>
             </w:r>
           </w:p>
         </w:tc>
@@ -9373,7 +9373,7 @@
                 <w:b w:val="0"/>
                 <w:sz w:val="14"/>
               </w:rPr>
-              <w:t>6,65</w:t>
+              <w:t>6,80</w:t>
             </w:r>
           </w:p>
         </w:tc>
@@ -9429,7 +9429,7 @@
                 <w:b w:val="0"/>
                 <w:sz w:val="14"/>
               </w:rPr>
-              <w:t>−0,79</w:t>
+              <w:t>−0,45</w:t>
             </w:r>
           </w:p>
         </w:tc>
@@ -9457,7 +9457,7 @@
                 <w:b w:val="0"/>
                 <w:sz w:val="14"/>
               </w:rPr>
-              <w:t>4,93</w:t>
+              <w:t>4,59</w:t>
             </w:r>
           </w:p>
         </w:tc>
@@ -11901,7 +11901,7 @@
                 <w:b w:val="0"/>
                 <w:sz w:val="14"/>
               </w:rPr>
-              <w:t>3,98</w:t>
+              <w:t>3,00</w:t>
             </w:r>
           </w:p>
         </w:tc>
@@ -11929,7 +11929,7 @@
                 <w:b w:val="0"/>
                 <w:sz w:val="14"/>
               </w:rPr>
-              <w:t>2,37</w:t>
+              <w:t>3,35</w:t>
             </w:r>
           </w:p>
         </w:tc>
@@ -11957,7 +11957,7 @@
                 <w:b w:val="0"/>
                 <w:sz w:val="14"/>
               </w:rPr>
-              <w:t>6,04</w:t>
+              <w:t>5,98</w:t>
             </w:r>
           </w:p>
         </w:tc>
@@ -12013,7 +12013,7 @@
                 <w:b w:val="0"/>
                 <w:sz w:val="14"/>
               </w:rPr>
-              <w:t>2,02</w:t>
+              <w:t>1,96</w:t>
             </w:r>
           </w:p>
         </w:tc>
@@ -13026,7 +13026,7 @@
           <w:b w:val="0"/>
           <w:sz w:val="24"/>
         </w:rPr>
-        <w:t>Комиссия с операций в мае и июне с отчётом совпала: совпали и оборот, и процент эквайринга. Месячная комиссия на дашборде выше, и это правило дашборда, а не потерянные операции. Она берётся из аренды MPOS в озере и садится на договор. В отчёте это колонка «Комиссия (₽ в месяц)».</w:t>
+        <w:t>Комиссия с операций в мае и июне с отчётом совпала: совпали и оборот, и процент эквайринга. Месячная комиссия на дашборде выше, и это правило дашборда, а не потерянные операции. В final_df_script_3_1 она равна DOC_OPER без НДС: сумма c_calc_summ по всем видам документа за месяц отнесения, делённая на 1,22 и округлённая до копейки. Пустой DOC_OPER даёт 0, аренда MPOS в эту колонку не подставляется. В отчёте это колонка «Комиссия (₽ в месяц)».</w:t>
       </w:r>
     </w:p>
     <w:p>
@@ -13117,7 +13117,7 @@
           <w:b w:val="0"/>
           <w:sz w:val="24"/>
         </w:rPr>
-        <w:t>Та же тройка действует и в остальные месяцы. Месячная комиссия выше на 1,3–2,7 млн и тянет ЧОД вверх. АУР дашборда ниже и добавляет к финрезультату. Амортизация дашборда выше и часть этого плюса забирает. Крупнее всего финрезультат расходится в феврале, там самый большой разрыв АУР.</w:t>
+        <w:t>Та же тройка действует и в остальные месяцы. Месячная комиссия выше на 1,3–3,4 млн и тянет ЧОД вверх. Сильнее всего в марте: 6,35 против 3,00. АУР дашборда ниже и добавляет к финрезультату. Амортизация дашборда выше и часть этого плюса забирает. Крупнее всего финрезультат расходится в феврале, там самый большой разрыв АУР: 14,96 против 19,56 млн.</w:t>
       </w:r>
     </w:p>
     <w:p>
@@ -13260,7 +13260,7 @@
           <w:b w:val="0"/>
           <w:sz w:val="24"/>
         </w:rPr>
-        <w:t>У части июльских договоров дата закрытия и в отчёте, и в последней строке final_df равна 1 июля 2026. В снимке они есть с января по июнь и пропадают в июле. Договор с такой датой в июль входит: условие договора — дата закрытия пустая или не раньше первого числа. Из снимка их убирает терминал типа P: в собранной витрине он должен действовать строго позже первого числа месяца. Закрытие терминала ровно 1 июля этому условию не удовлетворяет, и договор не попадает в июльский отток дашборда. Отчёт считает день закрытия июлем.</w:t>
+        <w:t>По списку договоров июля часть закрытий приходится на 1 июля 2026: договор есть в снимках января–июня и отсутствует в июле. В сборке final_df_script_3_1 и договор, и терминал типа P входят в месяц, если дата закрытия пустая или не раньше первого числа. Отчёт считает день закрытия июлем. Оставшийся минус — договоры отчёта, которых в этом месячном снимке нет.</w:t>
       </w:r>
     </w:p>
     <w:p>
@@ -13325,7 +13325,7 @@
           <w:b w:val="0"/>
           <w:sz w:val="24"/>
         </w:rPr>
-        <w:t>ЧОД выше из-за месячной комиссии. Это расчёт дашборда по аренде MPOS, его к колонке отчёта не приводим. Финансовый результат выше ещё и потому, что АУР дашборда меньше, и ниже потому, что амортизация дашборда больше. На мае это +1,87, +1,09 и −0,29 млн, итог +2,67. На июне +1,62, +1,01 и −0,32, итог +2,31.</w:t>
+        <w:t>ЧОД выше из-за месячной комиссии. Это DOC_OPER без НДС, его к колонке отчёта не приводим. Финансовый результат выше ещё и потому, что АУР дашборда меньше, и ниже потому, что амортизация дашборда больше. На мае это +1,87, +1,09 и −0,29 млн, итог +2,67. На июне +1,62, +1,01 и −0,32, итог +2,31.</w:t>
       </w:r>
     </w:p>
     <w:p>
@@ -13351,7 +13351,7 @@
           <w:b w:val="0"/>
           <w:sz w:val="24"/>
         </w:rPr>
-        <w:t>Оставшийся отток апреля, июня и июля — договоры отчёта, которых нет в месячном снимке final_df. Для закрытия ровно первого числа причина в условии на терминал типа P в уже собранной витрине.</w:t>
+        <w:t>Оставшийся отток апреля, июня и июля — договоры отчёта, которых нет в месячном снимке final_df_script_3_1.</w:t>
       </w:r>
     </w:p>
     <w:sectPr>

--- a/Аналитическая_записка_сверка_дашборд_отчет_2026_01_07.docx
+++ b/Аналитическая_записка_сверка_дашборд_отчет_2026_01_07.docx
@@ -119,7 +119,7 @@
           <w:b w:val="0"/>
           <w:sz w:val="24"/>
         </w:rPr>
-        <w:t>Пустая ячейка на стороне дашборда в строках «Активные, отчёт» и «Неактивные, отчёт» оставлена специально. Это определение коллеги: договор с хотя бы одной транзакцией. Сравнение этого определения с дашбордом стоит двумя строками ниже.</w:t>
+        <w:t>В строке «Активные» слева договор дашборда с активным терминалом, справа договор отчёта хотя бы с одной транзакцией. «Неактивные» — все остальные договоры той же стороны. Обе ячейки заполнены.</w:t>
       </w:r>
     </w:p>
     <w:p>
@@ -1789,7 +1789,7 @@
                 <w:b/>
                 <w:sz w:val="14"/>
               </w:rPr>
-              <w:t>Активные, отчёт (≥1 транзакция)</w:t>
+              <w:t>Активные</w:t>
             </w:r>
           </w:p>
         </w:tc>
@@ -1817,7 +1817,7 @@
                 <w:b w:val="0"/>
                 <w:sz w:val="14"/>
               </w:rPr>
-              <w:t>—</w:t>
+              <w:t>4 294</w:t>
             </w:r>
           </w:p>
         </w:tc>
@@ -1873,7 +1873,7 @@
                 <w:b w:val="0"/>
                 <w:sz w:val="14"/>
               </w:rPr>
-              <w:t>—</w:t>
+              <w:t>0</w:t>
             </w:r>
           </w:p>
         </w:tc>
@@ -1901,7 +1901,7 @@
                 <w:b w:val="0"/>
                 <w:sz w:val="14"/>
               </w:rPr>
-              <w:t>—</w:t>
+              <w:t>4 417</w:t>
             </w:r>
           </w:p>
         </w:tc>
@@ -1957,7 +1957,7 @@
                 <w:b w:val="0"/>
                 <w:sz w:val="14"/>
               </w:rPr>
-              <w:t>—</w:t>
+              <w:t>−1</w:t>
             </w:r>
           </w:p>
         </w:tc>
@@ -1985,7 +1985,7 @@
                 <w:b w:val="0"/>
                 <w:sz w:val="14"/>
               </w:rPr>
-              <w:t>—</w:t>
+              <w:t>4 495</w:t>
             </w:r>
           </w:p>
         </w:tc>
@@ -2041,7 +2041,7 @@
                 <w:b w:val="0"/>
                 <w:sz w:val="14"/>
               </w:rPr>
-              <w:t>—</w:t>
+              <w:t>−1</w:t>
             </w:r>
           </w:p>
         </w:tc>
@@ -2069,7 +2069,7 @@
                 <w:b w:val="0"/>
                 <w:sz w:val="14"/>
               </w:rPr>
-              <w:t>—</w:t>
+              <w:t>4 624</w:t>
             </w:r>
           </w:p>
         </w:tc>
@@ -2125,7 +2125,7 @@
                 <w:b w:val="0"/>
                 <w:sz w:val="14"/>
               </w:rPr>
-              <w:t>—</w:t>
+              <w:t>−1</w:t>
             </w:r>
           </w:p>
         </w:tc>
@@ -2153,7 +2153,7 @@
                 <w:b w:val="0"/>
                 <w:sz w:val="14"/>
               </w:rPr>
-              <w:t>—</w:t>
+              <w:t>4 651</w:t>
             </w:r>
           </w:p>
         </w:tc>
@@ -2209,7 +2209,7 @@
                 <w:b w:val="0"/>
                 <w:sz w:val="14"/>
               </w:rPr>
-              <w:t>—</w:t>
+              <w:t>−2</w:t>
             </w:r>
           </w:p>
         </w:tc>
@@ -2237,7 +2237,7 @@
                 <w:b w:val="0"/>
                 <w:sz w:val="14"/>
               </w:rPr>
-              <w:t>—</w:t>
+              <w:t>4 770</w:t>
             </w:r>
           </w:p>
         </w:tc>
@@ -2293,7 +2293,7 @@
                 <w:b w:val="0"/>
                 <w:sz w:val="14"/>
               </w:rPr>
-              <w:t>—</w:t>
+              <w:t>−3</w:t>
             </w:r>
           </w:p>
         </w:tc>
@@ -2321,7 +2321,7 @@
                 <w:b w:val="0"/>
                 <w:sz w:val="14"/>
               </w:rPr>
-              <w:t>—</w:t>
+              <w:t>4 829</w:t>
             </w:r>
           </w:p>
         </w:tc>
@@ -2377,7 +2377,7 @@
                 <w:b w:val="0"/>
                 <w:sz w:val="14"/>
               </w:rPr>
-              <w:t>—</w:t>
+              <w:t>−4</w:t>
             </w:r>
           </w:p>
         </w:tc>
@@ -2407,2479 +2407,7 @@
                 <w:b/>
                 <w:sz w:val="14"/>
               </w:rPr>
-              <w:t>Активные, дашборд (active_terms)</w:t>
-            </w:r>
-          </w:p>
-        </w:tc>
-        <w:tc>
-          <w:tcPr>
-            <w:tcW w:type="dxa" w:w="879"/>
-            <w:tcBorders>
-              <w:top w:val="single" w:sz="4" w:color="B0B0B0"/>
-              <w:left w:val="single" w:sz="4" w:color="B0B0B0"/>
-              <w:bottom w:val="single" w:sz="4" w:color="B0B0B0"/>
-              <w:right w:val="single" w:sz="4" w:color="B0B0B0"/>
-            </w:tcBorders>
-            <w:shd w:fill="F2F2F2" w:val="clear"/>
-            <w:vAlign w:val="center"/>
-          </w:tcPr>
-          <w:p>
-            <w:pPr>
-              <w:spacing w:before="0" w:after="0"/>
-              <w:jc w:val="center"/>
-            </w:pPr>
-            <w:r/>
-            <w:r>
-              <w:rPr>
-                <w:rFonts w:ascii="Times New Roman" w:hAnsi="Times New Roman" w:eastAsia="Times New Roman"/>
-                <w:b w:val="0"/>
-                <w:sz w:val="14"/>
-              </w:rPr>
-              <w:t>4 294</w:t>
-            </w:r>
-          </w:p>
-        </w:tc>
-        <w:tc>
-          <w:tcPr>
-            <w:tcW w:type="dxa" w:w="879"/>
-            <w:tcBorders>
-              <w:top w:val="single" w:sz="4" w:color="B0B0B0"/>
-              <w:left w:val="single" w:sz="4" w:color="B0B0B0"/>
-              <w:bottom w:val="single" w:sz="4" w:color="B0B0B0"/>
-              <w:right w:val="single" w:sz="4" w:color="B0B0B0"/>
-            </w:tcBorders>
-            <w:shd w:fill="F2F2F2" w:val="clear"/>
-            <w:vAlign w:val="center"/>
-          </w:tcPr>
-          <w:p>
-            <w:pPr>
-              <w:spacing w:before="0" w:after="0"/>
-              <w:jc w:val="center"/>
-            </w:pPr>
-            <w:r/>
-            <w:r>
-              <w:rPr>
-                <w:rFonts w:ascii="Times New Roman" w:hAnsi="Times New Roman" w:eastAsia="Times New Roman"/>
-                <w:b w:val="0"/>
-                <w:sz w:val="14"/>
-              </w:rPr>
-              <w:t>4 294</w:t>
-            </w:r>
-          </w:p>
-        </w:tc>
-        <w:tc>
-          <w:tcPr>
-            <w:tcW w:type="dxa" w:w="879"/>
-            <w:tcBorders>
-              <w:top w:val="single" w:sz="4" w:color="B0B0B0"/>
-              <w:left w:val="single" w:sz="4" w:color="B0B0B0"/>
-              <w:bottom w:val="single" w:sz="4" w:color="B0B0B0"/>
-              <w:right w:val="single" w:sz="4" w:color="B0B0B0"/>
-            </w:tcBorders>
-            <w:shd w:fill="F2F2F2" w:val="clear"/>
-            <w:vAlign w:val="center"/>
-          </w:tcPr>
-          <w:p>
-            <w:pPr>
-              <w:spacing w:before="0" w:after="0"/>
-              <w:jc w:val="center"/>
-            </w:pPr>
-            <w:r/>
-            <w:r>
-              <w:rPr>
-                <w:rFonts w:ascii="Times New Roman" w:hAnsi="Times New Roman" w:eastAsia="Times New Roman"/>
-                <w:b w:val="0"/>
-                <w:sz w:val="14"/>
-              </w:rPr>
-              <w:t>0</w:t>
-            </w:r>
-          </w:p>
-        </w:tc>
-        <w:tc>
-          <w:tcPr>
-            <w:tcW w:type="dxa" w:w="879"/>
-            <w:tcBorders>
-              <w:top w:val="single" w:sz="4" w:color="B0B0B0"/>
-              <w:left w:val="single" w:sz="4" w:color="B0B0B0"/>
-              <w:bottom w:val="single" w:sz="4" w:color="B0B0B0"/>
-              <w:right w:val="single" w:sz="4" w:color="B0B0B0"/>
-            </w:tcBorders>
-            <w:shd w:fill="F2F2F2" w:val="clear"/>
-            <w:vAlign w:val="center"/>
-          </w:tcPr>
-          <w:p>
-            <w:pPr>
-              <w:spacing w:before="0" w:after="0"/>
-              <w:jc w:val="center"/>
-            </w:pPr>
-            <w:r/>
-            <w:r>
-              <w:rPr>
-                <w:rFonts w:ascii="Times New Roman" w:hAnsi="Times New Roman" w:eastAsia="Times New Roman"/>
-                <w:b w:val="0"/>
-                <w:sz w:val="14"/>
-              </w:rPr>
-              <w:t>4 417</w:t>
-            </w:r>
-          </w:p>
-        </w:tc>
-        <w:tc>
-          <w:tcPr>
-            <w:tcW w:type="dxa" w:w="879"/>
-            <w:tcBorders>
-              <w:top w:val="single" w:sz="4" w:color="B0B0B0"/>
-              <w:left w:val="single" w:sz="4" w:color="B0B0B0"/>
-              <w:bottom w:val="single" w:sz="4" w:color="B0B0B0"/>
-              <w:right w:val="single" w:sz="4" w:color="B0B0B0"/>
-            </w:tcBorders>
-            <w:shd w:fill="F2F2F2" w:val="clear"/>
-            <w:vAlign w:val="center"/>
-          </w:tcPr>
-          <w:p>
-            <w:pPr>
-              <w:spacing w:before="0" w:after="0"/>
-              <w:jc w:val="center"/>
-            </w:pPr>
-            <w:r/>
-            <w:r>
-              <w:rPr>
-                <w:rFonts w:ascii="Times New Roman" w:hAnsi="Times New Roman" w:eastAsia="Times New Roman"/>
-                <w:b w:val="0"/>
-                <w:sz w:val="14"/>
-              </w:rPr>
-              <w:t>4 418</w:t>
-            </w:r>
-          </w:p>
-        </w:tc>
-        <w:tc>
-          <w:tcPr>
-            <w:tcW w:type="dxa" w:w="879"/>
-            <w:tcBorders>
-              <w:top w:val="single" w:sz="4" w:color="B0B0B0"/>
-              <w:left w:val="single" w:sz="4" w:color="B0B0B0"/>
-              <w:bottom w:val="single" w:sz="4" w:color="B0B0B0"/>
-              <w:right w:val="single" w:sz="4" w:color="B0B0B0"/>
-            </w:tcBorders>
-            <w:shd w:fill="F2F2F2" w:val="clear"/>
-            <w:vAlign w:val="center"/>
-          </w:tcPr>
-          <w:p>
-            <w:pPr>
-              <w:spacing w:before="0" w:after="0"/>
-              <w:jc w:val="center"/>
-            </w:pPr>
-            <w:r/>
-            <w:r>
-              <w:rPr>
-                <w:rFonts w:ascii="Times New Roman" w:hAnsi="Times New Roman" w:eastAsia="Times New Roman"/>
-                <w:b w:val="0"/>
-                <w:sz w:val="14"/>
-              </w:rPr>
-              <w:t>−1</w:t>
-            </w:r>
-          </w:p>
-        </w:tc>
-        <w:tc>
-          <w:tcPr>
-            <w:tcW w:type="dxa" w:w="879"/>
-            <w:tcBorders>
-              <w:top w:val="single" w:sz="4" w:color="B0B0B0"/>
-              <w:left w:val="single" w:sz="4" w:color="B0B0B0"/>
-              <w:bottom w:val="single" w:sz="4" w:color="B0B0B0"/>
-              <w:right w:val="single" w:sz="4" w:color="B0B0B0"/>
-            </w:tcBorders>
-            <w:shd w:fill="F2F2F2" w:val="clear"/>
-            <w:vAlign w:val="center"/>
-          </w:tcPr>
-          <w:p>
-            <w:pPr>
-              <w:spacing w:before="0" w:after="0"/>
-              <w:jc w:val="center"/>
-            </w:pPr>
-            <w:r/>
-            <w:r>
-              <w:rPr>
-                <w:rFonts w:ascii="Times New Roman" w:hAnsi="Times New Roman" w:eastAsia="Times New Roman"/>
-                <w:b w:val="0"/>
-                <w:sz w:val="14"/>
-              </w:rPr>
-              <w:t>4 495</w:t>
-            </w:r>
-          </w:p>
-        </w:tc>
-        <w:tc>
-          <w:tcPr>
-            <w:tcW w:type="dxa" w:w="879"/>
-            <w:tcBorders>
-              <w:top w:val="single" w:sz="4" w:color="B0B0B0"/>
-              <w:left w:val="single" w:sz="4" w:color="B0B0B0"/>
-              <w:bottom w:val="single" w:sz="4" w:color="B0B0B0"/>
-              <w:right w:val="single" w:sz="4" w:color="B0B0B0"/>
-            </w:tcBorders>
-            <w:shd w:fill="F2F2F2" w:val="clear"/>
-            <w:vAlign w:val="center"/>
-          </w:tcPr>
-          <w:p>
-            <w:pPr>
-              <w:spacing w:before="0" w:after="0"/>
-              <w:jc w:val="center"/>
-            </w:pPr>
-            <w:r/>
-            <w:r>
-              <w:rPr>
-                <w:rFonts w:ascii="Times New Roman" w:hAnsi="Times New Roman" w:eastAsia="Times New Roman"/>
-                <w:b w:val="0"/>
-                <w:sz w:val="14"/>
-              </w:rPr>
-              <w:t>4 496</w:t>
-            </w:r>
-          </w:p>
-        </w:tc>
-        <w:tc>
-          <w:tcPr>
-            <w:tcW w:type="dxa" w:w="879"/>
-            <w:tcBorders>
-              <w:top w:val="single" w:sz="4" w:color="B0B0B0"/>
-              <w:left w:val="single" w:sz="4" w:color="B0B0B0"/>
-              <w:bottom w:val="single" w:sz="4" w:color="B0B0B0"/>
-              <w:right w:val="single" w:sz="4" w:color="B0B0B0"/>
-            </w:tcBorders>
-            <w:shd w:fill="F2F2F2" w:val="clear"/>
-            <w:vAlign w:val="center"/>
-          </w:tcPr>
-          <w:p>
-            <w:pPr>
-              <w:spacing w:before="0" w:after="0"/>
-              <w:jc w:val="center"/>
-            </w:pPr>
-            <w:r/>
-            <w:r>
-              <w:rPr>
-                <w:rFonts w:ascii="Times New Roman" w:hAnsi="Times New Roman" w:eastAsia="Times New Roman"/>
-                <w:b w:val="0"/>
-                <w:sz w:val="14"/>
-              </w:rPr>
-              <w:t>−1</w:t>
-            </w:r>
-          </w:p>
-        </w:tc>
-        <w:tc>
-          <w:tcPr>
-            <w:tcW w:type="dxa" w:w="879"/>
-            <w:tcBorders>
-              <w:top w:val="single" w:sz="4" w:color="B0B0B0"/>
-              <w:left w:val="single" w:sz="4" w:color="B0B0B0"/>
-              <w:bottom w:val="single" w:sz="4" w:color="B0B0B0"/>
-              <w:right w:val="single" w:sz="4" w:color="B0B0B0"/>
-            </w:tcBorders>
-            <w:shd w:fill="F2F2F2" w:val="clear"/>
-            <w:vAlign w:val="center"/>
-          </w:tcPr>
-          <w:p>
-            <w:pPr>
-              <w:spacing w:before="0" w:after="0"/>
-              <w:jc w:val="center"/>
-            </w:pPr>
-            <w:r/>
-            <w:r>
-              <w:rPr>
-                <w:rFonts w:ascii="Times New Roman" w:hAnsi="Times New Roman" w:eastAsia="Times New Roman"/>
-                <w:b w:val="0"/>
-                <w:sz w:val="14"/>
-              </w:rPr>
-              <w:t>4 624</w:t>
-            </w:r>
-          </w:p>
-        </w:tc>
-        <w:tc>
-          <w:tcPr>
-            <w:tcW w:type="dxa" w:w="879"/>
-            <w:tcBorders>
-              <w:top w:val="single" w:sz="4" w:color="B0B0B0"/>
-              <w:left w:val="single" w:sz="4" w:color="B0B0B0"/>
-              <w:bottom w:val="single" w:sz="4" w:color="B0B0B0"/>
-              <w:right w:val="single" w:sz="4" w:color="B0B0B0"/>
-            </w:tcBorders>
-            <w:shd w:fill="F2F2F2" w:val="clear"/>
-            <w:vAlign w:val="center"/>
-          </w:tcPr>
-          <w:p>
-            <w:pPr>
-              <w:spacing w:before="0" w:after="0"/>
-              <w:jc w:val="center"/>
-            </w:pPr>
-            <w:r/>
-            <w:r>
-              <w:rPr>
-                <w:rFonts w:ascii="Times New Roman" w:hAnsi="Times New Roman" w:eastAsia="Times New Roman"/>
-                <w:b w:val="0"/>
-                <w:sz w:val="14"/>
-              </w:rPr>
-              <w:t>4 625</w:t>
-            </w:r>
-          </w:p>
-        </w:tc>
-        <w:tc>
-          <w:tcPr>
-            <w:tcW w:type="dxa" w:w="879"/>
-            <w:tcBorders>
-              <w:top w:val="single" w:sz="4" w:color="B0B0B0"/>
-              <w:left w:val="single" w:sz="4" w:color="B0B0B0"/>
-              <w:bottom w:val="single" w:sz="4" w:color="B0B0B0"/>
-              <w:right w:val="single" w:sz="4" w:color="B0B0B0"/>
-            </w:tcBorders>
-            <w:shd w:fill="F2F2F2" w:val="clear"/>
-            <w:vAlign w:val="center"/>
-          </w:tcPr>
-          <w:p>
-            <w:pPr>
-              <w:spacing w:before="0" w:after="0"/>
-              <w:jc w:val="center"/>
-            </w:pPr>
-            <w:r/>
-            <w:r>
-              <w:rPr>
-                <w:rFonts w:ascii="Times New Roman" w:hAnsi="Times New Roman" w:eastAsia="Times New Roman"/>
-                <w:b w:val="0"/>
-                <w:sz w:val="14"/>
-              </w:rPr>
-              <w:t>−1</w:t>
-            </w:r>
-          </w:p>
-        </w:tc>
-        <w:tc>
-          <w:tcPr>
-            <w:tcW w:type="dxa" w:w="879"/>
-            <w:tcBorders>
-              <w:top w:val="single" w:sz="4" w:color="B0B0B0"/>
-              <w:left w:val="single" w:sz="4" w:color="B0B0B0"/>
-              <w:bottom w:val="single" w:sz="4" w:color="B0B0B0"/>
-              <w:right w:val="single" w:sz="4" w:color="B0B0B0"/>
-            </w:tcBorders>
-            <w:shd w:fill="F2F2F2" w:val="clear"/>
-            <w:vAlign w:val="center"/>
-          </w:tcPr>
-          <w:p>
-            <w:pPr>
-              <w:spacing w:before="0" w:after="0"/>
-              <w:jc w:val="center"/>
-            </w:pPr>
-            <w:r/>
-            <w:r>
-              <w:rPr>
-                <w:rFonts w:ascii="Times New Roman" w:hAnsi="Times New Roman" w:eastAsia="Times New Roman"/>
-                <w:b w:val="0"/>
-                <w:sz w:val="14"/>
-              </w:rPr>
-              <w:t>4 651</w:t>
-            </w:r>
-          </w:p>
-        </w:tc>
-        <w:tc>
-          <w:tcPr>
-            <w:tcW w:type="dxa" w:w="879"/>
-            <w:tcBorders>
-              <w:top w:val="single" w:sz="4" w:color="B0B0B0"/>
-              <w:left w:val="single" w:sz="4" w:color="B0B0B0"/>
-              <w:bottom w:val="single" w:sz="4" w:color="B0B0B0"/>
-              <w:right w:val="single" w:sz="4" w:color="B0B0B0"/>
-            </w:tcBorders>
-            <w:shd w:fill="F2F2F2" w:val="clear"/>
-            <w:vAlign w:val="center"/>
-          </w:tcPr>
-          <w:p>
-            <w:pPr>
-              <w:spacing w:before="0" w:after="0"/>
-              <w:jc w:val="center"/>
-            </w:pPr>
-            <w:r/>
-            <w:r>
-              <w:rPr>
-                <w:rFonts w:ascii="Times New Roman" w:hAnsi="Times New Roman" w:eastAsia="Times New Roman"/>
-                <w:b w:val="0"/>
-                <w:sz w:val="14"/>
-              </w:rPr>
-              <w:t>4 653</w:t>
-            </w:r>
-          </w:p>
-        </w:tc>
-        <w:tc>
-          <w:tcPr>
-            <w:tcW w:type="dxa" w:w="879"/>
-            <w:tcBorders>
-              <w:top w:val="single" w:sz="4" w:color="B0B0B0"/>
-              <w:left w:val="single" w:sz="4" w:color="B0B0B0"/>
-              <w:bottom w:val="single" w:sz="4" w:color="B0B0B0"/>
-              <w:right w:val="single" w:sz="4" w:color="B0B0B0"/>
-            </w:tcBorders>
-            <w:shd w:fill="F2F2F2" w:val="clear"/>
-            <w:vAlign w:val="center"/>
-          </w:tcPr>
-          <w:p>
-            <w:pPr>
-              <w:spacing w:before="0" w:after="0"/>
-              <w:jc w:val="center"/>
-            </w:pPr>
-            <w:r/>
-            <w:r>
-              <w:rPr>
-                <w:rFonts w:ascii="Times New Roman" w:hAnsi="Times New Roman" w:eastAsia="Times New Roman"/>
-                <w:b w:val="0"/>
-                <w:sz w:val="14"/>
-              </w:rPr>
-              <w:t>−2</w:t>
-            </w:r>
-          </w:p>
-        </w:tc>
-        <w:tc>
-          <w:tcPr>
-            <w:tcW w:type="dxa" w:w="879"/>
-            <w:tcBorders>
-              <w:top w:val="single" w:sz="4" w:color="B0B0B0"/>
-              <w:left w:val="single" w:sz="4" w:color="B0B0B0"/>
-              <w:bottom w:val="single" w:sz="4" w:color="B0B0B0"/>
-              <w:right w:val="single" w:sz="4" w:color="B0B0B0"/>
-            </w:tcBorders>
-            <w:shd w:fill="F2F2F2" w:val="clear"/>
-            <w:vAlign w:val="center"/>
-          </w:tcPr>
-          <w:p>
-            <w:pPr>
-              <w:spacing w:before="0" w:after="0"/>
-              <w:jc w:val="center"/>
-            </w:pPr>
-            <w:r/>
-            <w:r>
-              <w:rPr>
-                <w:rFonts w:ascii="Times New Roman" w:hAnsi="Times New Roman" w:eastAsia="Times New Roman"/>
-                <w:b w:val="0"/>
-                <w:sz w:val="14"/>
-              </w:rPr>
-              <w:t>4 770</w:t>
-            </w:r>
-          </w:p>
-        </w:tc>
-        <w:tc>
-          <w:tcPr>
-            <w:tcW w:type="dxa" w:w="879"/>
-            <w:tcBorders>
-              <w:top w:val="single" w:sz="4" w:color="B0B0B0"/>
-              <w:left w:val="single" w:sz="4" w:color="B0B0B0"/>
-              <w:bottom w:val="single" w:sz="4" w:color="B0B0B0"/>
-              <w:right w:val="single" w:sz="4" w:color="B0B0B0"/>
-            </w:tcBorders>
-            <w:shd w:fill="F2F2F2" w:val="clear"/>
-            <w:vAlign w:val="center"/>
-          </w:tcPr>
-          <w:p>
-            <w:pPr>
-              <w:spacing w:before="0" w:after="0"/>
-              <w:jc w:val="center"/>
-            </w:pPr>
-            <w:r/>
-            <w:r>
-              <w:rPr>
-                <w:rFonts w:ascii="Times New Roman" w:hAnsi="Times New Roman" w:eastAsia="Times New Roman"/>
-                <w:b w:val="0"/>
-                <w:sz w:val="14"/>
-              </w:rPr>
-              <w:t>4 773</w:t>
-            </w:r>
-          </w:p>
-        </w:tc>
-        <w:tc>
-          <w:tcPr>
-            <w:tcW w:type="dxa" w:w="879"/>
-            <w:tcBorders>
-              <w:top w:val="single" w:sz="4" w:color="B0B0B0"/>
-              <w:left w:val="single" w:sz="4" w:color="B0B0B0"/>
-              <w:bottom w:val="single" w:sz="4" w:color="B0B0B0"/>
-              <w:right w:val="single" w:sz="4" w:color="B0B0B0"/>
-            </w:tcBorders>
-            <w:shd w:fill="F2F2F2" w:val="clear"/>
-            <w:vAlign w:val="center"/>
-          </w:tcPr>
-          <w:p>
-            <w:pPr>
-              <w:spacing w:before="0" w:after="0"/>
-              <w:jc w:val="center"/>
-            </w:pPr>
-            <w:r/>
-            <w:r>
-              <w:rPr>
-                <w:rFonts w:ascii="Times New Roman" w:hAnsi="Times New Roman" w:eastAsia="Times New Roman"/>
-                <w:b w:val="0"/>
-                <w:sz w:val="14"/>
-              </w:rPr>
-              <w:t>−3</w:t>
-            </w:r>
-          </w:p>
-        </w:tc>
-        <w:tc>
-          <w:tcPr>
-            <w:tcW w:type="dxa" w:w="879"/>
-            <w:tcBorders>
-              <w:top w:val="single" w:sz="4" w:color="B0B0B0"/>
-              <w:left w:val="single" w:sz="4" w:color="B0B0B0"/>
-              <w:bottom w:val="single" w:sz="4" w:color="B0B0B0"/>
-              <w:right w:val="single" w:sz="4" w:color="B0B0B0"/>
-            </w:tcBorders>
-            <w:shd w:fill="F2F2F2" w:val="clear"/>
-            <w:vAlign w:val="center"/>
-          </w:tcPr>
-          <w:p>
-            <w:pPr>
-              <w:spacing w:before="0" w:after="0"/>
-              <w:jc w:val="center"/>
-            </w:pPr>
-            <w:r/>
-            <w:r>
-              <w:rPr>
-                <w:rFonts w:ascii="Times New Roman" w:hAnsi="Times New Roman" w:eastAsia="Times New Roman"/>
-                <w:b w:val="0"/>
-                <w:sz w:val="14"/>
-              </w:rPr>
-              <w:t>4 829</w:t>
-            </w:r>
-          </w:p>
-        </w:tc>
-        <w:tc>
-          <w:tcPr>
-            <w:tcW w:type="dxa" w:w="879"/>
-            <w:tcBorders>
-              <w:top w:val="single" w:sz="4" w:color="B0B0B0"/>
-              <w:left w:val="single" w:sz="4" w:color="B0B0B0"/>
-              <w:bottom w:val="single" w:sz="4" w:color="B0B0B0"/>
-              <w:right w:val="single" w:sz="4" w:color="B0B0B0"/>
-            </w:tcBorders>
-            <w:shd w:fill="F2F2F2" w:val="clear"/>
-            <w:vAlign w:val="center"/>
-          </w:tcPr>
-          <w:p>
-            <w:pPr>
-              <w:spacing w:before="0" w:after="0"/>
-              <w:jc w:val="center"/>
-            </w:pPr>
-            <w:r/>
-            <w:r>
-              <w:rPr>
-                <w:rFonts w:ascii="Times New Roman" w:hAnsi="Times New Roman" w:eastAsia="Times New Roman"/>
-                <w:b w:val="0"/>
-                <w:sz w:val="14"/>
-              </w:rPr>
-              <w:t>4 833</w:t>
-            </w:r>
-          </w:p>
-        </w:tc>
-        <w:tc>
-          <w:tcPr>
-            <w:tcW w:type="dxa" w:w="879"/>
-            <w:tcBorders>
-              <w:top w:val="single" w:sz="4" w:color="B0B0B0"/>
-              <w:left w:val="single" w:sz="4" w:color="B0B0B0"/>
-              <w:bottom w:val="single" w:sz="4" w:color="B0B0B0"/>
-              <w:right w:val="single" w:sz="4" w:color="B0B0B0"/>
-            </w:tcBorders>
-            <w:shd w:fill="F2F2F2" w:val="clear"/>
-            <w:vAlign w:val="center"/>
-          </w:tcPr>
-          <w:p>
-            <w:pPr>
-              <w:spacing w:before="0" w:after="0"/>
-              <w:jc w:val="center"/>
-            </w:pPr>
-            <w:r/>
-            <w:r>
-              <w:rPr>
-                <w:rFonts w:ascii="Times New Roman" w:hAnsi="Times New Roman" w:eastAsia="Times New Roman"/>
-                <w:b w:val="0"/>
-                <w:sz w:val="14"/>
-              </w:rPr>
-              <w:t>−4</w:t>
-            </w:r>
-          </w:p>
-        </w:tc>
-      </w:tr>
-      <w:tr>
-        <w:tc>
-          <w:tcPr>
-            <w:tcW w:type="dxa" w:w="3515"/>
-            <w:tcBorders>
-              <w:top w:val="single" w:sz="4" w:color="B0B0B0"/>
-              <w:left w:val="single" w:sz="4" w:color="B0B0B0"/>
-              <w:bottom w:val="single" w:sz="4" w:color="B0B0B0"/>
-              <w:right w:val="single" w:sz="4" w:color="B0B0B0"/>
-            </w:tcBorders>
-            <w:shd w:fill="FFFFFF" w:val="clear"/>
-            <w:vAlign w:val="center"/>
-          </w:tcPr>
-          <w:p>
-            <w:pPr>
-              <w:spacing w:before="0" w:after="0"/>
-              <w:jc w:val="left"/>
-            </w:pPr>
-            <w:r/>
-            <w:r>
-              <w:rPr>
-                <w:rFonts w:ascii="Times New Roman" w:hAnsi="Times New Roman" w:eastAsia="Times New Roman"/>
-                <w:b/>
-                <w:sz w:val="14"/>
-              </w:rPr>
-              <w:t>Активные, final_df методом коллеги</w:t>
-            </w:r>
-          </w:p>
-        </w:tc>
-        <w:tc>
-          <w:tcPr>
-            <w:tcW w:type="dxa" w:w="879"/>
-            <w:tcBorders>
-              <w:top w:val="single" w:sz="4" w:color="B0B0B0"/>
-              <w:left w:val="single" w:sz="4" w:color="B0B0B0"/>
-              <w:bottom w:val="single" w:sz="4" w:color="B0B0B0"/>
-              <w:right w:val="single" w:sz="4" w:color="B0B0B0"/>
-            </w:tcBorders>
-            <w:shd w:fill="FFFFFF" w:val="clear"/>
-            <w:vAlign w:val="center"/>
-          </w:tcPr>
-          <w:p>
-            <w:pPr>
-              <w:spacing w:before="0" w:after="0"/>
-              <w:jc w:val="center"/>
-            </w:pPr>
-            <w:r/>
-            <w:r>
-              <w:rPr>
-                <w:rFonts w:ascii="Times New Roman" w:hAnsi="Times New Roman" w:eastAsia="Times New Roman"/>
-                <w:b w:val="0"/>
-                <w:sz w:val="14"/>
-              </w:rPr>
-              <w:t>4 294</w:t>
-            </w:r>
-          </w:p>
-        </w:tc>
-        <w:tc>
-          <w:tcPr>
-            <w:tcW w:type="dxa" w:w="879"/>
-            <w:tcBorders>
-              <w:top w:val="single" w:sz="4" w:color="B0B0B0"/>
-              <w:left w:val="single" w:sz="4" w:color="B0B0B0"/>
-              <w:bottom w:val="single" w:sz="4" w:color="B0B0B0"/>
-              <w:right w:val="single" w:sz="4" w:color="B0B0B0"/>
-            </w:tcBorders>
-            <w:shd w:fill="FFFFFF" w:val="clear"/>
-            <w:vAlign w:val="center"/>
-          </w:tcPr>
-          <w:p>
-            <w:pPr>
-              <w:spacing w:before="0" w:after="0"/>
-              <w:jc w:val="center"/>
-            </w:pPr>
-            <w:r/>
-            <w:r>
-              <w:rPr>
-                <w:rFonts w:ascii="Times New Roman" w:hAnsi="Times New Roman" w:eastAsia="Times New Roman"/>
-                <w:b w:val="0"/>
-                <w:sz w:val="14"/>
-              </w:rPr>
-              <w:t>4 294</w:t>
-            </w:r>
-          </w:p>
-        </w:tc>
-        <w:tc>
-          <w:tcPr>
-            <w:tcW w:type="dxa" w:w="879"/>
-            <w:tcBorders>
-              <w:top w:val="single" w:sz="4" w:color="B0B0B0"/>
-              <w:left w:val="single" w:sz="4" w:color="B0B0B0"/>
-              <w:bottom w:val="single" w:sz="4" w:color="B0B0B0"/>
-              <w:right w:val="single" w:sz="4" w:color="B0B0B0"/>
-            </w:tcBorders>
-            <w:shd w:fill="FFFFFF" w:val="clear"/>
-            <w:vAlign w:val="center"/>
-          </w:tcPr>
-          <w:p>
-            <w:pPr>
-              <w:spacing w:before="0" w:after="0"/>
-              <w:jc w:val="center"/>
-            </w:pPr>
-            <w:r/>
-            <w:r>
-              <w:rPr>
-                <w:rFonts w:ascii="Times New Roman" w:hAnsi="Times New Roman" w:eastAsia="Times New Roman"/>
-                <w:b w:val="0"/>
-                <w:sz w:val="14"/>
-              </w:rPr>
-              <w:t>0</w:t>
-            </w:r>
-          </w:p>
-        </w:tc>
-        <w:tc>
-          <w:tcPr>
-            <w:tcW w:type="dxa" w:w="879"/>
-            <w:tcBorders>
-              <w:top w:val="single" w:sz="4" w:color="B0B0B0"/>
-              <w:left w:val="single" w:sz="4" w:color="B0B0B0"/>
-              <w:bottom w:val="single" w:sz="4" w:color="B0B0B0"/>
-              <w:right w:val="single" w:sz="4" w:color="B0B0B0"/>
-            </w:tcBorders>
-            <w:shd w:fill="FFFFFF" w:val="clear"/>
-            <w:vAlign w:val="center"/>
-          </w:tcPr>
-          <w:p>
-            <w:pPr>
-              <w:spacing w:before="0" w:after="0"/>
-              <w:jc w:val="center"/>
-            </w:pPr>
-            <w:r/>
-            <w:r>
-              <w:rPr>
-                <w:rFonts w:ascii="Times New Roman" w:hAnsi="Times New Roman" w:eastAsia="Times New Roman"/>
-                <w:b w:val="0"/>
-                <w:sz w:val="14"/>
-              </w:rPr>
-              <w:t>4 417</w:t>
-            </w:r>
-          </w:p>
-        </w:tc>
-        <w:tc>
-          <w:tcPr>
-            <w:tcW w:type="dxa" w:w="879"/>
-            <w:tcBorders>
-              <w:top w:val="single" w:sz="4" w:color="B0B0B0"/>
-              <w:left w:val="single" w:sz="4" w:color="B0B0B0"/>
-              <w:bottom w:val="single" w:sz="4" w:color="B0B0B0"/>
-              <w:right w:val="single" w:sz="4" w:color="B0B0B0"/>
-            </w:tcBorders>
-            <w:shd w:fill="FFFFFF" w:val="clear"/>
-            <w:vAlign w:val="center"/>
-          </w:tcPr>
-          <w:p>
-            <w:pPr>
-              <w:spacing w:before="0" w:after="0"/>
-              <w:jc w:val="center"/>
-            </w:pPr>
-            <w:r/>
-            <w:r>
-              <w:rPr>
-                <w:rFonts w:ascii="Times New Roman" w:hAnsi="Times New Roman" w:eastAsia="Times New Roman"/>
-                <w:b w:val="0"/>
-                <w:sz w:val="14"/>
-              </w:rPr>
-              <w:t>4 418</w:t>
-            </w:r>
-          </w:p>
-        </w:tc>
-        <w:tc>
-          <w:tcPr>
-            <w:tcW w:type="dxa" w:w="879"/>
-            <w:tcBorders>
-              <w:top w:val="single" w:sz="4" w:color="B0B0B0"/>
-              <w:left w:val="single" w:sz="4" w:color="B0B0B0"/>
-              <w:bottom w:val="single" w:sz="4" w:color="B0B0B0"/>
-              <w:right w:val="single" w:sz="4" w:color="B0B0B0"/>
-            </w:tcBorders>
-            <w:shd w:fill="FFFFFF" w:val="clear"/>
-            <w:vAlign w:val="center"/>
-          </w:tcPr>
-          <w:p>
-            <w:pPr>
-              <w:spacing w:before="0" w:after="0"/>
-              <w:jc w:val="center"/>
-            </w:pPr>
-            <w:r/>
-            <w:r>
-              <w:rPr>
-                <w:rFonts w:ascii="Times New Roman" w:hAnsi="Times New Roman" w:eastAsia="Times New Roman"/>
-                <w:b w:val="0"/>
-                <w:sz w:val="14"/>
-              </w:rPr>
-              <w:t>−1</w:t>
-            </w:r>
-          </w:p>
-        </w:tc>
-        <w:tc>
-          <w:tcPr>
-            <w:tcW w:type="dxa" w:w="879"/>
-            <w:tcBorders>
-              <w:top w:val="single" w:sz="4" w:color="B0B0B0"/>
-              <w:left w:val="single" w:sz="4" w:color="B0B0B0"/>
-              <w:bottom w:val="single" w:sz="4" w:color="B0B0B0"/>
-              <w:right w:val="single" w:sz="4" w:color="B0B0B0"/>
-            </w:tcBorders>
-            <w:shd w:fill="FFFFFF" w:val="clear"/>
-            <w:vAlign w:val="center"/>
-          </w:tcPr>
-          <w:p>
-            <w:pPr>
-              <w:spacing w:before="0" w:after="0"/>
-              <w:jc w:val="center"/>
-            </w:pPr>
-            <w:r/>
-            <w:r>
-              <w:rPr>
-                <w:rFonts w:ascii="Times New Roman" w:hAnsi="Times New Roman" w:eastAsia="Times New Roman"/>
-                <w:b w:val="0"/>
-                <w:sz w:val="14"/>
-              </w:rPr>
-              <w:t>4 495</w:t>
-            </w:r>
-          </w:p>
-        </w:tc>
-        <w:tc>
-          <w:tcPr>
-            <w:tcW w:type="dxa" w:w="879"/>
-            <w:tcBorders>
-              <w:top w:val="single" w:sz="4" w:color="B0B0B0"/>
-              <w:left w:val="single" w:sz="4" w:color="B0B0B0"/>
-              <w:bottom w:val="single" w:sz="4" w:color="B0B0B0"/>
-              <w:right w:val="single" w:sz="4" w:color="B0B0B0"/>
-            </w:tcBorders>
-            <w:shd w:fill="FFFFFF" w:val="clear"/>
-            <w:vAlign w:val="center"/>
-          </w:tcPr>
-          <w:p>
-            <w:pPr>
-              <w:spacing w:before="0" w:after="0"/>
-              <w:jc w:val="center"/>
-            </w:pPr>
-            <w:r/>
-            <w:r>
-              <w:rPr>
-                <w:rFonts w:ascii="Times New Roman" w:hAnsi="Times New Roman" w:eastAsia="Times New Roman"/>
-                <w:b w:val="0"/>
-                <w:sz w:val="14"/>
-              </w:rPr>
-              <w:t>4 496</w:t>
-            </w:r>
-          </w:p>
-        </w:tc>
-        <w:tc>
-          <w:tcPr>
-            <w:tcW w:type="dxa" w:w="879"/>
-            <w:tcBorders>
-              <w:top w:val="single" w:sz="4" w:color="B0B0B0"/>
-              <w:left w:val="single" w:sz="4" w:color="B0B0B0"/>
-              <w:bottom w:val="single" w:sz="4" w:color="B0B0B0"/>
-              <w:right w:val="single" w:sz="4" w:color="B0B0B0"/>
-            </w:tcBorders>
-            <w:shd w:fill="FFFFFF" w:val="clear"/>
-            <w:vAlign w:val="center"/>
-          </w:tcPr>
-          <w:p>
-            <w:pPr>
-              <w:spacing w:before="0" w:after="0"/>
-              <w:jc w:val="center"/>
-            </w:pPr>
-            <w:r/>
-            <w:r>
-              <w:rPr>
-                <w:rFonts w:ascii="Times New Roman" w:hAnsi="Times New Roman" w:eastAsia="Times New Roman"/>
-                <w:b w:val="0"/>
-                <w:sz w:val="14"/>
-              </w:rPr>
-              <w:t>−1</w:t>
-            </w:r>
-          </w:p>
-        </w:tc>
-        <w:tc>
-          <w:tcPr>
-            <w:tcW w:type="dxa" w:w="879"/>
-            <w:tcBorders>
-              <w:top w:val="single" w:sz="4" w:color="B0B0B0"/>
-              <w:left w:val="single" w:sz="4" w:color="B0B0B0"/>
-              <w:bottom w:val="single" w:sz="4" w:color="B0B0B0"/>
-              <w:right w:val="single" w:sz="4" w:color="B0B0B0"/>
-            </w:tcBorders>
-            <w:shd w:fill="FFFFFF" w:val="clear"/>
-            <w:vAlign w:val="center"/>
-          </w:tcPr>
-          <w:p>
-            <w:pPr>
-              <w:spacing w:before="0" w:after="0"/>
-              <w:jc w:val="center"/>
-            </w:pPr>
-            <w:r/>
-            <w:r>
-              <w:rPr>
-                <w:rFonts w:ascii="Times New Roman" w:hAnsi="Times New Roman" w:eastAsia="Times New Roman"/>
-                <w:b w:val="0"/>
-                <w:sz w:val="14"/>
-              </w:rPr>
-              <w:t>4 624</w:t>
-            </w:r>
-          </w:p>
-        </w:tc>
-        <w:tc>
-          <w:tcPr>
-            <w:tcW w:type="dxa" w:w="879"/>
-            <w:tcBorders>
-              <w:top w:val="single" w:sz="4" w:color="B0B0B0"/>
-              <w:left w:val="single" w:sz="4" w:color="B0B0B0"/>
-              <w:bottom w:val="single" w:sz="4" w:color="B0B0B0"/>
-              <w:right w:val="single" w:sz="4" w:color="B0B0B0"/>
-            </w:tcBorders>
-            <w:shd w:fill="FFFFFF" w:val="clear"/>
-            <w:vAlign w:val="center"/>
-          </w:tcPr>
-          <w:p>
-            <w:pPr>
-              <w:spacing w:before="0" w:after="0"/>
-              <w:jc w:val="center"/>
-            </w:pPr>
-            <w:r/>
-            <w:r>
-              <w:rPr>
-                <w:rFonts w:ascii="Times New Roman" w:hAnsi="Times New Roman" w:eastAsia="Times New Roman"/>
-                <w:b w:val="0"/>
-                <w:sz w:val="14"/>
-              </w:rPr>
-              <w:t>4 625</w:t>
-            </w:r>
-          </w:p>
-        </w:tc>
-        <w:tc>
-          <w:tcPr>
-            <w:tcW w:type="dxa" w:w="879"/>
-            <w:tcBorders>
-              <w:top w:val="single" w:sz="4" w:color="B0B0B0"/>
-              <w:left w:val="single" w:sz="4" w:color="B0B0B0"/>
-              <w:bottom w:val="single" w:sz="4" w:color="B0B0B0"/>
-              <w:right w:val="single" w:sz="4" w:color="B0B0B0"/>
-            </w:tcBorders>
-            <w:shd w:fill="FFFFFF" w:val="clear"/>
-            <w:vAlign w:val="center"/>
-          </w:tcPr>
-          <w:p>
-            <w:pPr>
-              <w:spacing w:before="0" w:after="0"/>
-              <w:jc w:val="center"/>
-            </w:pPr>
-            <w:r/>
-            <w:r>
-              <w:rPr>
-                <w:rFonts w:ascii="Times New Roman" w:hAnsi="Times New Roman" w:eastAsia="Times New Roman"/>
-                <w:b w:val="0"/>
-                <w:sz w:val="14"/>
-              </w:rPr>
-              <w:t>−1</w:t>
-            </w:r>
-          </w:p>
-        </w:tc>
-        <w:tc>
-          <w:tcPr>
-            <w:tcW w:type="dxa" w:w="879"/>
-            <w:tcBorders>
-              <w:top w:val="single" w:sz="4" w:color="B0B0B0"/>
-              <w:left w:val="single" w:sz="4" w:color="B0B0B0"/>
-              <w:bottom w:val="single" w:sz="4" w:color="B0B0B0"/>
-              <w:right w:val="single" w:sz="4" w:color="B0B0B0"/>
-            </w:tcBorders>
-            <w:shd w:fill="FFFFFF" w:val="clear"/>
-            <w:vAlign w:val="center"/>
-          </w:tcPr>
-          <w:p>
-            <w:pPr>
-              <w:spacing w:before="0" w:after="0"/>
-              <w:jc w:val="center"/>
-            </w:pPr>
-            <w:r/>
-            <w:r>
-              <w:rPr>
-                <w:rFonts w:ascii="Times New Roman" w:hAnsi="Times New Roman" w:eastAsia="Times New Roman"/>
-                <w:b w:val="0"/>
-                <w:sz w:val="14"/>
-              </w:rPr>
-              <w:t>4 651</w:t>
-            </w:r>
-          </w:p>
-        </w:tc>
-        <w:tc>
-          <w:tcPr>
-            <w:tcW w:type="dxa" w:w="879"/>
-            <w:tcBorders>
-              <w:top w:val="single" w:sz="4" w:color="B0B0B0"/>
-              <w:left w:val="single" w:sz="4" w:color="B0B0B0"/>
-              <w:bottom w:val="single" w:sz="4" w:color="B0B0B0"/>
-              <w:right w:val="single" w:sz="4" w:color="B0B0B0"/>
-            </w:tcBorders>
-            <w:shd w:fill="FFFFFF" w:val="clear"/>
-            <w:vAlign w:val="center"/>
-          </w:tcPr>
-          <w:p>
-            <w:pPr>
-              <w:spacing w:before="0" w:after="0"/>
-              <w:jc w:val="center"/>
-            </w:pPr>
-            <w:r/>
-            <w:r>
-              <w:rPr>
-                <w:rFonts w:ascii="Times New Roman" w:hAnsi="Times New Roman" w:eastAsia="Times New Roman"/>
-                <w:b w:val="0"/>
-                <w:sz w:val="14"/>
-              </w:rPr>
-              <w:t>4 653</w:t>
-            </w:r>
-          </w:p>
-        </w:tc>
-        <w:tc>
-          <w:tcPr>
-            <w:tcW w:type="dxa" w:w="879"/>
-            <w:tcBorders>
-              <w:top w:val="single" w:sz="4" w:color="B0B0B0"/>
-              <w:left w:val="single" w:sz="4" w:color="B0B0B0"/>
-              <w:bottom w:val="single" w:sz="4" w:color="B0B0B0"/>
-              <w:right w:val="single" w:sz="4" w:color="B0B0B0"/>
-            </w:tcBorders>
-            <w:shd w:fill="FFFFFF" w:val="clear"/>
-            <w:vAlign w:val="center"/>
-          </w:tcPr>
-          <w:p>
-            <w:pPr>
-              <w:spacing w:before="0" w:after="0"/>
-              <w:jc w:val="center"/>
-            </w:pPr>
-            <w:r/>
-            <w:r>
-              <w:rPr>
-                <w:rFonts w:ascii="Times New Roman" w:hAnsi="Times New Roman" w:eastAsia="Times New Roman"/>
-                <w:b w:val="0"/>
-                <w:sz w:val="14"/>
-              </w:rPr>
-              <w:t>−2</w:t>
-            </w:r>
-          </w:p>
-        </w:tc>
-        <w:tc>
-          <w:tcPr>
-            <w:tcW w:type="dxa" w:w="879"/>
-            <w:tcBorders>
-              <w:top w:val="single" w:sz="4" w:color="B0B0B0"/>
-              <w:left w:val="single" w:sz="4" w:color="B0B0B0"/>
-              <w:bottom w:val="single" w:sz="4" w:color="B0B0B0"/>
-              <w:right w:val="single" w:sz="4" w:color="B0B0B0"/>
-            </w:tcBorders>
-            <w:shd w:fill="FFFFFF" w:val="clear"/>
-            <w:vAlign w:val="center"/>
-          </w:tcPr>
-          <w:p>
-            <w:pPr>
-              <w:spacing w:before="0" w:after="0"/>
-              <w:jc w:val="center"/>
-            </w:pPr>
-            <w:r/>
-            <w:r>
-              <w:rPr>
-                <w:rFonts w:ascii="Times New Roman" w:hAnsi="Times New Roman" w:eastAsia="Times New Roman"/>
-                <w:b w:val="0"/>
-                <w:sz w:val="14"/>
-              </w:rPr>
-              <w:t>4 770</w:t>
-            </w:r>
-          </w:p>
-        </w:tc>
-        <w:tc>
-          <w:tcPr>
-            <w:tcW w:type="dxa" w:w="879"/>
-            <w:tcBorders>
-              <w:top w:val="single" w:sz="4" w:color="B0B0B0"/>
-              <w:left w:val="single" w:sz="4" w:color="B0B0B0"/>
-              <w:bottom w:val="single" w:sz="4" w:color="B0B0B0"/>
-              <w:right w:val="single" w:sz="4" w:color="B0B0B0"/>
-            </w:tcBorders>
-            <w:shd w:fill="FFFFFF" w:val="clear"/>
-            <w:vAlign w:val="center"/>
-          </w:tcPr>
-          <w:p>
-            <w:pPr>
-              <w:spacing w:before="0" w:after="0"/>
-              <w:jc w:val="center"/>
-            </w:pPr>
-            <w:r/>
-            <w:r>
-              <w:rPr>
-                <w:rFonts w:ascii="Times New Roman" w:hAnsi="Times New Roman" w:eastAsia="Times New Roman"/>
-                <w:b w:val="0"/>
-                <w:sz w:val="14"/>
-              </w:rPr>
-              <w:t>4 773</w:t>
-            </w:r>
-          </w:p>
-        </w:tc>
-        <w:tc>
-          <w:tcPr>
-            <w:tcW w:type="dxa" w:w="879"/>
-            <w:tcBorders>
-              <w:top w:val="single" w:sz="4" w:color="B0B0B0"/>
-              <w:left w:val="single" w:sz="4" w:color="B0B0B0"/>
-              <w:bottom w:val="single" w:sz="4" w:color="B0B0B0"/>
-              <w:right w:val="single" w:sz="4" w:color="B0B0B0"/>
-            </w:tcBorders>
-            <w:shd w:fill="FFFFFF" w:val="clear"/>
-            <w:vAlign w:val="center"/>
-          </w:tcPr>
-          <w:p>
-            <w:pPr>
-              <w:spacing w:before="0" w:after="0"/>
-              <w:jc w:val="center"/>
-            </w:pPr>
-            <w:r/>
-            <w:r>
-              <w:rPr>
-                <w:rFonts w:ascii="Times New Roman" w:hAnsi="Times New Roman" w:eastAsia="Times New Roman"/>
-                <w:b w:val="0"/>
-                <w:sz w:val="14"/>
-              </w:rPr>
-              <w:t>−3</w:t>
-            </w:r>
-          </w:p>
-        </w:tc>
-        <w:tc>
-          <w:tcPr>
-            <w:tcW w:type="dxa" w:w="879"/>
-            <w:tcBorders>
-              <w:top w:val="single" w:sz="4" w:color="B0B0B0"/>
-              <w:left w:val="single" w:sz="4" w:color="B0B0B0"/>
-              <w:bottom w:val="single" w:sz="4" w:color="B0B0B0"/>
-              <w:right w:val="single" w:sz="4" w:color="B0B0B0"/>
-            </w:tcBorders>
-            <w:shd w:fill="FFFFFF" w:val="clear"/>
-            <w:vAlign w:val="center"/>
-          </w:tcPr>
-          <w:p>
-            <w:pPr>
-              <w:spacing w:before="0" w:after="0"/>
-              <w:jc w:val="center"/>
-            </w:pPr>
-            <w:r/>
-            <w:r>
-              <w:rPr>
-                <w:rFonts w:ascii="Times New Roman" w:hAnsi="Times New Roman" w:eastAsia="Times New Roman"/>
-                <w:b w:val="0"/>
-                <w:sz w:val="14"/>
-              </w:rPr>
-              <w:t>4 829</w:t>
-            </w:r>
-          </w:p>
-        </w:tc>
-        <w:tc>
-          <w:tcPr>
-            <w:tcW w:type="dxa" w:w="879"/>
-            <w:tcBorders>
-              <w:top w:val="single" w:sz="4" w:color="B0B0B0"/>
-              <w:left w:val="single" w:sz="4" w:color="B0B0B0"/>
-              <w:bottom w:val="single" w:sz="4" w:color="B0B0B0"/>
-              <w:right w:val="single" w:sz="4" w:color="B0B0B0"/>
-            </w:tcBorders>
-            <w:shd w:fill="FFFFFF" w:val="clear"/>
-            <w:vAlign w:val="center"/>
-          </w:tcPr>
-          <w:p>
-            <w:pPr>
-              <w:spacing w:before="0" w:after="0"/>
-              <w:jc w:val="center"/>
-            </w:pPr>
-            <w:r/>
-            <w:r>
-              <w:rPr>
-                <w:rFonts w:ascii="Times New Roman" w:hAnsi="Times New Roman" w:eastAsia="Times New Roman"/>
-                <w:b w:val="0"/>
-                <w:sz w:val="14"/>
-              </w:rPr>
-              <w:t>4 833</w:t>
-            </w:r>
-          </w:p>
-        </w:tc>
-        <w:tc>
-          <w:tcPr>
-            <w:tcW w:type="dxa" w:w="879"/>
-            <w:tcBorders>
-              <w:top w:val="single" w:sz="4" w:color="B0B0B0"/>
-              <w:left w:val="single" w:sz="4" w:color="B0B0B0"/>
-              <w:bottom w:val="single" w:sz="4" w:color="B0B0B0"/>
-              <w:right w:val="single" w:sz="4" w:color="B0B0B0"/>
-            </w:tcBorders>
-            <w:shd w:fill="FFFFFF" w:val="clear"/>
-            <w:vAlign w:val="center"/>
-          </w:tcPr>
-          <w:p>
-            <w:pPr>
-              <w:spacing w:before="0" w:after="0"/>
-              <w:jc w:val="center"/>
-            </w:pPr>
-            <w:r/>
-            <w:r>
-              <w:rPr>
-                <w:rFonts w:ascii="Times New Roman" w:hAnsi="Times New Roman" w:eastAsia="Times New Roman"/>
-                <w:b w:val="0"/>
-                <w:sz w:val="14"/>
-              </w:rPr>
-              <w:t>−4</w:t>
-            </w:r>
-          </w:p>
-        </w:tc>
-      </w:tr>
-      <w:tr>
-        <w:tc>
-          <w:tcPr>
-            <w:tcW w:type="dxa" w:w="3515"/>
-            <w:tcBorders>
-              <w:top w:val="single" w:sz="4" w:color="B0B0B0"/>
-              <w:left w:val="single" w:sz="4" w:color="B0B0B0"/>
-              <w:bottom w:val="single" w:sz="4" w:color="B0B0B0"/>
-              <w:right w:val="single" w:sz="4" w:color="B0B0B0"/>
-            </w:tcBorders>
-            <w:shd w:fill="F2F2F2" w:val="clear"/>
-            <w:vAlign w:val="center"/>
-          </w:tcPr>
-          <w:p>
-            <w:pPr>
-              <w:spacing w:before="0" w:after="0"/>
-              <w:jc w:val="left"/>
-            </w:pPr>
-            <w:r/>
-            <w:r>
-              <w:rPr>
-                <w:rFonts w:ascii="Times New Roman" w:hAnsi="Times New Roman" w:eastAsia="Times New Roman"/>
-                <w:b/>
-                <w:sz w:val="14"/>
-              </w:rPr>
-              <w:t>Неактивные, отчёт</w:t>
-            </w:r>
-          </w:p>
-        </w:tc>
-        <w:tc>
-          <w:tcPr>
-            <w:tcW w:type="dxa" w:w="879"/>
-            <w:tcBorders>
-              <w:top w:val="single" w:sz="4" w:color="B0B0B0"/>
-              <w:left w:val="single" w:sz="4" w:color="B0B0B0"/>
-              <w:bottom w:val="single" w:sz="4" w:color="B0B0B0"/>
-              <w:right w:val="single" w:sz="4" w:color="B0B0B0"/>
-            </w:tcBorders>
-            <w:shd w:fill="F2F2F2" w:val="clear"/>
-            <w:vAlign w:val="center"/>
-          </w:tcPr>
-          <w:p>
-            <w:pPr>
-              <w:spacing w:before="0" w:after="0"/>
-              <w:jc w:val="center"/>
-            </w:pPr>
-            <w:r/>
-            <w:r>
-              <w:rPr>
-                <w:rFonts w:ascii="Times New Roman" w:hAnsi="Times New Roman" w:eastAsia="Times New Roman"/>
-                <w:b w:val="0"/>
-                <w:sz w:val="14"/>
-              </w:rPr>
-              <w:t>—</w:t>
-            </w:r>
-          </w:p>
-        </w:tc>
-        <w:tc>
-          <w:tcPr>
-            <w:tcW w:type="dxa" w:w="879"/>
-            <w:tcBorders>
-              <w:top w:val="single" w:sz="4" w:color="B0B0B0"/>
-              <w:left w:val="single" w:sz="4" w:color="B0B0B0"/>
-              <w:bottom w:val="single" w:sz="4" w:color="B0B0B0"/>
-              <w:right w:val="single" w:sz="4" w:color="B0B0B0"/>
-            </w:tcBorders>
-            <w:shd w:fill="F2F2F2" w:val="clear"/>
-            <w:vAlign w:val="center"/>
-          </w:tcPr>
-          <w:p>
-            <w:pPr>
-              <w:spacing w:before="0" w:after="0"/>
-              <w:jc w:val="center"/>
-            </w:pPr>
-            <w:r/>
-            <w:r>
-              <w:rPr>
-                <w:rFonts w:ascii="Times New Roman" w:hAnsi="Times New Roman" w:eastAsia="Times New Roman"/>
-                <w:b w:val="0"/>
-                <w:sz w:val="14"/>
-              </w:rPr>
-              <w:t>1 720</w:t>
-            </w:r>
-          </w:p>
-        </w:tc>
-        <w:tc>
-          <w:tcPr>
-            <w:tcW w:type="dxa" w:w="879"/>
-            <w:tcBorders>
-              <w:top w:val="single" w:sz="4" w:color="B0B0B0"/>
-              <w:left w:val="single" w:sz="4" w:color="B0B0B0"/>
-              <w:bottom w:val="single" w:sz="4" w:color="B0B0B0"/>
-              <w:right w:val="single" w:sz="4" w:color="B0B0B0"/>
-            </w:tcBorders>
-            <w:shd w:fill="F2F2F2" w:val="clear"/>
-            <w:vAlign w:val="center"/>
-          </w:tcPr>
-          <w:p>
-            <w:pPr>
-              <w:spacing w:before="0" w:after="0"/>
-              <w:jc w:val="center"/>
-            </w:pPr>
-            <w:r/>
-            <w:r>
-              <w:rPr>
-                <w:rFonts w:ascii="Times New Roman" w:hAnsi="Times New Roman" w:eastAsia="Times New Roman"/>
-                <w:b w:val="0"/>
-                <w:sz w:val="14"/>
-              </w:rPr>
-              <w:t>—</w:t>
-            </w:r>
-          </w:p>
-        </w:tc>
-        <w:tc>
-          <w:tcPr>
-            <w:tcW w:type="dxa" w:w="879"/>
-            <w:tcBorders>
-              <w:top w:val="single" w:sz="4" w:color="B0B0B0"/>
-              <w:left w:val="single" w:sz="4" w:color="B0B0B0"/>
-              <w:bottom w:val="single" w:sz="4" w:color="B0B0B0"/>
-              <w:right w:val="single" w:sz="4" w:color="B0B0B0"/>
-            </w:tcBorders>
-            <w:shd w:fill="F2F2F2" w:val="clear"/>
-            <w:vAlign w:val="center"/>
-          </w:tcPr>
-          <w:p>
-            <w:pPr>
-              <w:spacing w:before="0" w:after="0"/>
-              <w:jc w:val="center"/>
-            </w:pPr>
-            <w:r/>
-            <w:r>
-              <w:rPr>
-                <w:rFonts w:ascii="Times New Roman" w:hAnsi="Times New Roman" w:eastAsia="Times New Roman"/>
-                <w:b w:val="0"/>
-                <w:sz w:val="14"/>
-              </w:rPr>
-              <w:t>—</w:t>
-            </w:r>
-          </w:p>
-        </w:tc>
-        <w:tc>
-          <w:tcPr>
-            <w:tcW w:type="dxa" w:w="879"/>
-            <w:tcBorders>
-              <w:top w:val="single" w:sz="4" w:color="B0B0B0"/>
-              <w:left w:val="single" w:sz="4" w:color="B0B0B0"/>
-              <w:bottom w:val="single" w:sz="4" w:color="B0B0B0"/>
-              <w:right w:val="single" w:sz="4" w:color="B0B0B0"/>
-            </w:tcBorders>
-            <w:shd w:fill="F2F2F2" w:val="clear"/>
-            <w:vAlign w:val="center"/>
-          </w:tcPr>
-          <w:p>
-            <w:pPr>
-              <w:spacing w:before="0" w:after="0"/>
-              <w:jc w:val="center"/>
-            </w:pPr>
-            <w:r/>
-            <w:r>
-              <w:rPr>
-                <w:rFonts w:ascii="Times New Roman" w:hAnsi="Times New Roman" w:eastAsia="Times New Roman"/>
-                <w:b w:val="0"/>
-                <w:sz w:val="14"/>
-              </w:rPr>
-              <w:t>1 711</w:t>
-            </w:r>
-          </w:p>
-        </w:tc>
-        <w:tc>
-          <w:tcPr>
-            <w:tcW w:type="dxa" w:w="879"/>
-            <w:tcBorders>
-              <w:top w:val="single" w:sz="4" w:color="B0B0B0"/>
-              <w:left w:val="single" w:sz="4" w:color="B0B0B0"/>
-              <w:bottom w:val="single" w:sz="4" w:color="B0B0B0"/>
-              <w:right w:val="single" w:sz="4" w:color="B0B0B0"/>
-            </w:tcBorders>
-            <w:shd w:fill="F2F2F2" w:val="clear"/>
-            <w:vAlign w:val="center"/>
-          </w:tcPr>
-          <w:p>
-            <w:pPr>
-              <w:spacing w:before="0" w:after="0"/>
-              <w:jc w:val="center"/>
-            </w:pPr>
-            <w:r/>
-            <w:r>
-              <w:rPr>
-                <w:rFonts w:ascii="Times New Roman" w:hAnsi="Times New Roman" w:eastAsia="Times New Roman"/>
-                <w:b w:val="0"/>
-                <w:sz w:val="14"/>
-              </w:rPr>
-              <w:t>—</w:t>
-            </w:r>
-          </w:p>
-        </w:tc>
-        <w:tc>
-          <w:tcPr>
-            <w:tcW w:type="dxa" w:w="879"/>
-            <w:tcBorders>
-              <w:top w:val="single" w:sz="4" w:color="B0B0B0"/>
-              <w:left w:val="single" w:sz="4" w:color="B0B0B0"/>
-              <w:bottom w:val="single" w:sz="4" w:color="B0B0B0"/>
-              <w:right w:val="single" w:sz="4" w:color="B0B0B0"/>
-            </w:tcBorders>
-            <w:shd w:fill="F2F2F2" w:val="clear"/>
-            <w:vAlign w:val="center"/>
-          </w:tcPr>
-          <w:p>
-            <w:pPr>
-              <w:spacing w:before="0" w:after="0"/>
-              <w:jc w:val="center"/>
-            </w:pPr>
-            <w:r/>
-            <w:r>
-              <w:rPr>
-                <w:rFonts w:ascii="Times New Roman" w:hAnsi="Times New Roman" w:eastAsia="Times New Roman"/>
-                <w:b w:val="0"/>
-                <w:sz w:val="14"/>
-              </w:rPr>
-              <w:t>—</w:t>
-            </w:r>
-          </w:p>
-        </w:tc>
-        <w:tc>
-          <w:tcPr>
-            <w:tcW w:type="dxa" w:w="879"/>
-            <w:tcBorders>
-              <w:top w:val="single" w:sz="4" w:color="B0B0B0"/>
-              <w:left w:val="single" w:sz="4" w:color="B0B0B0"/>
-              <w:bottom w:val="single" w:sz="4" w:color="B0B0B0"/>
-              <w:right w:val="single" w:sz="4" w:color="B0B0B0"/>
-            </w:tcBorders>
-            <w:shd w:fill="F2F2F2" w:val="clear"/>
-            <w:vAlign w:val="center"/>
-          </w:tcPr>
-          <w:p>
-            <w:pPr>
-              <w:spacing w:before="0" w:after="0"/>
-              <w:jc w:val="center"/>
-            </w:pPr>
-            <w:r/>
-            <w:r>
-              <w:rPr>
-                <w:rFonts w:ascii="Times New Roman" w:hAnsi="Times New Roman" w:eastAsia="Times New Roman"/>
-                <w:b w:val="0"/>
-                <w:sz w:val="14"/>
-              </w:rPr>
-              <w:t>1 812</w:t>
-            </w:r>
-          </w:p>
-        </w:tc>
-        <w:tc>
-          <w:tcPr>
-            <w:tcW w:type="dxa" w:w="879"/>
-            <w:tcBorders>
-              <w:top w:val="single" w:sz="4" w:color="B0B0B0"/>
-              <w:left w:val="single" w:sz="4" w:color="B0B0B0"/>
-              <w:bottom w:val="single" w:sz="4" w:color="B0B0B0"/>
-              <w:right w:val="single" w:sz="4" w:color="B0B0B0"/>
-            </w:tcBorders>
-            <w:shd w:fill="F2F2F2" w:val="clear"/>
-            <w:vAlign w:val="center"/>
-          </w:tcPr>
-          <w:p>
-            <w:pPr>
-              <w:spacing w:before="0" w:after="0"/>
-              <w:jc w:val="center"/>
-            </w:pPr>
-            <w:r/>
-            <w:r>
-              <w:rPr>
-                <w:rFonts w:ascii="Times New Roman" w:hAnsi="Times New Roman" w:eastAsia="Times New Roman"/>
-                <w:b w:val="0"/>
-                <w:sz w:val="14"/>
-              </w:rPr>
-              <w:t>—</w:t>
-            </w:r>
-          </w:p>
-        </w:tc>
-        <w:tc>
-          <w:tcPr>
-            <w:tcW w:type="dxa" w:w="879"/>
-            <w:tcBorders>
-              <w:top w:val="single" w:sz="4" w:color="B0B0B0"/>
-              <w:left w:val="single" w:sz="4" w:color="B0B0B0"/>
-              <w:bottom w:val="single" w:sz="4" w:color="B0B0B0"/>
-              <w:right w:val="single" w:sz="4" w:color="B0B0B0"/>
-            </w:tcBorders>
-            <w:shd w:fill="F2F2F2" w:val="clear"/>
-            <w:vAlign w:val="center"/>
-          </w:tcPr>
-          <w:p>
-            <w:pPr>
-              <w:spacing w:before="0" w:after="0"/>
-              <w:jc w:val="center"/>
-            </w:pPr>
-            <w:r/>
-            <w:r>
-              <w:rPr>
-                <w:rFonts w:ascii="Times New Roman" w:hAnsi="Times New Roman" w:eastAsia="Times New Roman"/>
-                <w:b w:val="0"/>
-                <w:sz w:val="14"/>
-              </w:rPr>
-              <w:t>—</w:t>
-            </w:r>
-          </w:p>
-        </w:tc>
-        <w:tc>
-          <w:tcPr>
-            <w:tcW w:type="dxa" w:w="879"/>
-            <w:tcBorders>
-              <w:top w:val="single" w:sz="4" w:color="B0B0B0"/>
-              <w:left w:val="single" w:sz="4" w:color="B0B0B0"/>
-              <w:bottom w:val="single" w:sz="4" w:color="B0B0B0"/>
-              <w:right w:val="single" w:sz="4" w:color="B0B0B0"/>
-            </w:tcBorders>
-            <w:shd w:fill="F2F2F2" w:val="clear"/>
-            <w:vAlign w:val="center"/>
-          </w:tcPr>
-          <w:p>
-            <w:pPr>
-              <w:spacing w:before="0" w:after="0"/>
-              <w:jc w:val="center"/>
-            </w:pPr>
-            <w:r/>
-            <w:r>
-              <w:rPr>
-                <w:rFonts w:ascii="Times New Roman" w:hAnsi="Times New Roman" w:eastAsia="Times New Roman"/>
-                <w:b w:val="0"/>
-                <w:sz w:val="14"/>
-              </w:rPr>
-              <w:t>1 785</w:t>
-            </w:r>
-          </w:p>
-        </w:tc>
-        <w:tc>
-          <w:tcPr>
-            <w:tcW w:type="dxa" w:w="879"/>
-            <w:tcBorders>
-              <w:top w:val="single" w:sz="4" w:color="B0B0B0"/>
-              <w:left w:val="single" w:sz="4" w:color="B0B0B0"/>
-              <w:bottom w:val="single" w:sz="4" w:color="B0B0B0"/>
-              <w:right w:val="single" w:sz="4" w:color="B0B0B0"/>
-            </w:tcBorders>
-            <w:shd w:fill="F2F2F2" w:val="clear"/>
-            <w:vAlign w:val="center"/>
-          </w:tcPr>
-          <w:p>
-            <w:pPr>
-              <w:spacing w:before="0" w:after="0"/>
-              <w:jc w:val="center"/>
-            </w:pPr>
-            <w:r/>
-            <w:r>
-              <w:rPr>
-                <w:rFonts w:ascii="Times New Roman" w:hAnsi="Times New Roman" w:eastAsia="Times New Roman"/>
-                <w:b w:val="0"/>
-                <w:sz w:val="14"/>
-              </w:rPr>
-              <w:t>—</w:t>
-            </w:r>
-          </w:p>
-        </w:tc>
-        <w:tc>
-          <w:tcPr>
-            <w:tcW w:type="dxa" w:w="879"/>
-            <w:tcBorders>
-              <w:top w:val="single" w:sz="4" w:color="B0B0B0"/>
-              <w:left w:val="single" w:sz="4" w:color="B0B0B0"/>
-              <w:bottom w:val="single" w:sz="4" w:color="B0B0B0"/>
-              <w:right w:val="single" w:sz="4" w:color="B0B0B0"/>
-            </w:tcBorders>
-            <w:shd w:fill="F2F2F2" w:val="clear"/>
-            <w:vAlign w:val="center"/>
-          </w:tcPr>
-          <w:p>
-            <w:pPr>
-              <w:spacing w:before="0" w:after="0"/>
-              <w:jc w:val="center"/>
-            </w:pPr>
-            <w:r/>
-            <w:r>
-              <w:rPr>
-                <w:rFonts w:ascii="Times New Roman" w:hAnsi="Times New Roman" w:eastAsia="Times New Roman"/>
-                <w:b w:val="0"/>
-                <w:sz w:val="14"/>
-              </w:rPr>
-              <w:t>—</w:t>
-            </w:r>
-          </w:p>
-        </w:tc>
-        <w:tc>
-          <w:tcPr>
-            <w:tcW w:type="dxa" w:w="879"/>
-            <w:tcBorders>
-              <w:top w:val="single" w:sz="4" w:color="B0B0B0"/>
-              <w:left w:val="single" w:sz="4" w:color="B0B0B0"/>
-              <w:bottom w:val="single" w:sz="4" w:color="B0B0B0"/>
-              <w:right w:val="single" w:sz="4" w:color="B0B0B0"/>
-            </w:tcBorders>
-            <w:shd w:fill="F2F2F2" w:val="clear"/>
-            <w:vAlign w:val="center"/>
-          </w:tcPr>
-          <w:p>
-            <w:pPr>
-              <w:spacing w:before="0" w:after="0"/>
-              <w:jc w:val="center"/>
-            </w:pPr>
-            <w:r/>
-            <w:r>
-              <w:rPr>
-                <w:rFonts w:ascii="Times New Roman" w:hAnsi="Times New Roman" w:eastAsia="Times New Roman"/>
-                <w:b w:val="0"/>
-                <w:sz w:val="14"/>
-              </w:rPr>
-              <w:t>1 815</w:t>
-            </w:r>
-          </w:p>
-        </w:tc>
-        <w:tc>
-          <w:tcPr>
-            <w:tcW w:type="dxa" w:w="879"/>
-            <w:tcBorders>
-              <w:top w:val="single" w:sz="4" w:color="B0B0B0"/>
-              <w:left w:val="single" w:sz="4" w:color="B0B0B0"/>
-              <w:bottom w:val="single" w:sz="4" w:color="B0B0B0"/>
-              <w:right w:val="single" w:sz="4" w:color="B0B0B0"/>
-            </w:tcBorders>
-            <w:shd w:fill="F2F2F2" w:val="clear"/>
-            <w:vAlign w:val="center"/>
-          </w:tcPr>
-          <w:p>
-            <w:pPr>
-              <w:spacing w:before="0" w:after="0"/>
-              <w:jc w:val="center"/>
-            </w:pPr>
-            <w:r/>
-            <w:r>
-              <w:rPr>
-                <w:rFonts w:ascii="Times New Roman" w:hAnsi="Times New Roman" w:eastAsia="Times New Roman"/>
-                <w:b w:val="0"/>
-                <w:sz w:val="14"/>
-              </w:rPr>
-              <w:t>—</w:t>
-            </w:r>
-          </w:p>
-        </w:tc>
-        <w:tc>
-          <w:tcPr>
-            <w:tcW w:type="dxa" w:w="879"/>
-            <w:tcBorders>
-              <w:top w:val="single" w:sz="4" w:color="B0B0B0"/>
-              <w:left w:val="single" w:sz="4" w:color="B0B0B0"/>
-              <w:bottom w:val="single" w:sz="4" w:color="B0B0B0"/>
-              <w:right w:val="single" w:sz="4" w:color="B0B0B0"/>
-            </w:tcBorders>
-            <w:shd w:fill="F2F2F2" w:val="clear"/>
-            <w:vAlign w:val="center"/>
-          </w:tcPr>
-          <w:p>
-            <w:pPr>
-              <w:spacing w:before="0" w:after="0"/>
-              <w:jc w:val="center"/>
-            </w:pPr>
-            <w:r/>
-            <w:r>
-              <w:rPr>
-                <w:rFonts w:ascii="Times New Roman" w:hAnsi="Times New Roman" w:eastAsia="Times New Roman"/>
-                <w:b w:val="0"/>
-                <w:sz w:val="14"/>
-              </w:rPr>
-              <w:t>—</w:t>
-            </w:r>
-          </w:p>
-        </w:tc>
-        <w:tc>
-          <w:tcPr>
-            <w:tcW w:type="dxa" w:w="879"/>
-            <w:tcBorders>
-              <w:top w:val="single" w:sz="4" w:color="B0B0B0"/>
-              <w:left w:val="single" w:sz="4" w:color="B0B0B0"/>
-              <w:bottom w:val="single" w:sz="4" w:color="B0B0B0"/>
-              <w:right w:val="single" w:sz="4" w:color="B0B0B0"/>
-            </w:tcBorders>
-            <w:shd w:fill="F2F2F2" w:val="clear"/>
-            <w:vAlign w:val="center"/>
-          </w:tcPr>
-          <w:p>
-            <w:pPr>
-              <w:spacing w:before="0" w:after="0"/>
-              <w:jc w:val="center"/>
-            </w:pPr>
-            <w:r/>
-            <w:r>
-              <w:rPr>
-                <w:rFonts w:ascii="Times New Roman" w:hAnsi="Times New Roman" w:eastAsia="Times New Roman"/>
-                <w:b w:val="0"/>
-                <w:sz w:val="14"/>
-              </w:rPr>
-              <w:t>1 912</w:t>
-            </w:r>
-          </w:p>
-        </w:tc>
-        <w:tc>
-          <w:tcPr>
-            <w:tcW w:type="dxa" w:w="879"/>
-            <w:tcBorders>
-              <w:top w:val="single" w:sz="4" w:color="B0B0B0"/>
-              <w:left w:val="single" w:sz="4" w:color="B0B0B0"/>
-              <w:bottom w:val="single" w:sz="4" w:color="B0B0B0"/>
-              <w:right w:val="single" w:sz="4" w:color="B0B0B0"/>
-            </w:tcBorders>
-            <w:shd w:fill="F2F2F2" w:val="clear"/>
-            <w:vAlign w:val="center"/>
-          </w:tcPr>
-          <w:p>
-            <w:pPr>
-              <w:spacing w:before="0" w:after="0"/>
-              <w:jc w:val="center"/>
-            </w:pPr>
-            <w:r/>
-            <w:r>
-              <w:rPr>
-                <w:rFonts w:ascii="Times New Roman" w:hAnsi="Times New Roman" w:eastAsia="Times New Roman"/>
-                <w:b w:val="0"/>
-                <w:sz w:val="14"/>
-              </w:rPr>
-              <w:t>—</w:t>
-            </w:r>
-          </w:p>
-        </w:tc>
-        <w:tc>
-          <w:tcPr>
-            <w:tcW w:type="dxa" w:w="879"/>
-            <w:tcBorders>
-              <w:top w:val="single" w:sz="4" w:color="B0B0B0"/>
-              <w:left w:val="single" w:sz="4" w:color="B0B0B0"/>
-              <w:bottom w:val="single" w:sz="4" w:color="B0B0B0"/>
-              <w:right w:val="single" w:sz="4" w:color="B0B0B0"/>
-            </w:tcBorders>
-            <w:shd w:fill="F2F2F2" w:val="clear"/>
-            <w:vAlign w:val="center"/>
-          </w:tcPr>
-          <w:p>
-            <w:pPr>
-              <w:spacing w:before="0" w:after="0"/>
-              <w:jc w:val="center"/>
-            </w:pPr>
-            <w:r/>
-            <w:r>
-              <w:rPr>
-                <w:rFonts w:ascii="Times New Roman" w:hAnsi="Times New Roman" w:eastAsia="Times New Roman"/>
-                <w:b w:val="0"/>
-                <w:sz w:val="14"/>
-              </w:rPr>
-              <w:t>—</w:t>
-            </w:r>
-          </w:p>
-        </w:tc>
-        <w:tc>
-          <w:tcPr>
-            <w:tcW w:type="dxa" w:w="879"/>
-            <w:tcBorders>
-              <w:top w:val="single" w:sz="4" w:color="B0B0B0"/>
-              <w:left w:val="single" w:sz="4" w:color="B0B0B0"/>
-              <w:bottom w:val="single" w:sz="4" w:color="B0B0B0"/>
-              <w:right w:val="single" w:sz="4" w:color="B0B0B0"/>
-            </w:tcBorders>
-            <w:shd w:fill="F2F2F2" w:val="clear"/>
-            <w:vAlign w:val="center"/>
-          </w:tcPr>
-          <w:p>
-            <w:pPr>
-              <w:spacing w:before="0" w:after="0"/>
-              <w:jc w:val="center"/>
-            </w:pPr>
-            <w:r/>
-            <w:r>
-              <w:rPr>
-                <w:rFonts w:ascii="Times New Roman" w:hAnsi="Times New Roman" w:eastAsia="Times New Roman"/>
-                <w:b w:val="0"/>
-                <w:sz w:val="14"/>
-              </w:rPr>
-              <w:t>1 956</w:t>
-            </w:r>
-          </w:p>
-        </w:tc>
-        <w:tc>
-          <w:tcPr>
-            <w:tcW w:type="dxa" w:w="879"/>
-            <w:tcBorders>
-              <w:top w:val="single" w:sz="4" w:color="B0B0B0"/>
-              <w:left w:val="single" w:sz="4" w:color="B0B0B0"/>
-              <w:bottom w:val="single" w:sz="4" w:color="B0B0B0"/>
-              <w:right w:val="single" w:sz="4" w:color="B0B0B0"/>
-            </w:tcBorders>
-            <w:shd w:fill="F2F2F2" w:val="clear"/>
-            <w:vAlign w:val="center"/>
-          </w:tcPr>
-          <w:p>
-            <w:pPr>
-              <w:spacing w:before="0" w:after="0"/>
-              <w:jc w:val="center"/>
-            </w:pPr>
-            <w:r/>
-            <w:r>
-              <w:rPr>
-                <w:rFonts w:ascii="Times New Roman" w:hAnsi="Times New Roman" w:eastAsia="Times New Roman"/>
-                <w:b w:val="0"/>
-                <w:sz w:val="14"/>
-              </w:rPr>
-              <w:t>—</w:t>
-            </w:r>
-          </w:p>
-        </w:tc>
-      </w:tr>
-      <w:tr>
-        <w:tc>
-          <w:tcPr>
-            <w:tcW w:type="dxa" w:w="3515"/>
-            <w:tcBorders>
-              <w:top w:val="single" w:sz="4" w:color="B0B0B0"/>
-              <w:left w:val="single" w:sz="4" w:color="B0B0B0"/>
-              <w:bottom w:val="single" w:sz="4" w:color="B0B0B0"/>
-              <w:right w:val="single" w:sz="4" w:color="B0B0B0"/>
-            </w:tcBorders>
-            <w:shd w:fill="FFFFFF" w:val="clear"/>
-            <w:vAlign w:val="center"/>
-          </w:tcPr>
-          <w:p>
-            <w:pPr>
-              <w:spacing w:before="0" w:after="0"/>
-              <w:jc w:val="left"/>
-            </w:pPr>
-            <w:r/>
-            <w:r>
-              <w:rPr>
-                <w:rFonts w:ascii="Times New Roman" w:hAnsi="Times New Roman" w:eastAsia="Times New Roman"/>
-                <w:b/>
-                <w:sz w:val="14"/>
-              </w:rPr>
-              <w:t>Неактивные, дашборд (active_terms)</w:t>
-            </w:r>
-          </w:p>
-        </w:tc>
-        <w:tc>
-          <w:tcPr>
-            <w:tcW w:type="dxa" w:w="879"/>
-            <w:tcBorders>
-              <w:top w:val="single" w:sz="4" w:color="B0B0B0"/>
-              <w:left w:val="single" w:sz="4" w:color="B0B0B0"/>
-              <w:bottom w:val="single" w:sz="4" w:color="B0B0B0"/>
-              <w:right w:val="single" w:sz="4" w:color="B0B0B0"/>
-            </w:tcBorders>
-            <w:shd w:fill="FFFFFF" w:val="clear"/>
-            <w:vAlign w:val="center"/>
-          </w:tcPr>
-          <w:p>
-            <w:pPr>
-              <w:spacing w:before="0" w:after="0"/>
-              <w:jc w:val="center"/>
-            </w:pPr>
-            <w:r/>
-            <w:r>
-              <w:rPr>
-                <w:rFonts w:ascii="Times New Roman" w:hAnsi="Times New Roman" w:eastAsia="Times New Roman"/>
-                <w:b w:val="0"/>
-                <w:sz w:val="14"/>
-              </w:rPr>
-              <w:t>1 717</w:t>
-            </w:r>
-          </w:p>
-        </w:tc>
-        <w:tc>
-          <w:tcPr>
-            <w:tcW w:type="dxa" w:w="879"/>
-            <w:tcBorders>
-              <w:top w:val="single" w:sz="4" w:color="B0B0B0"/>
-              <w:left w:val="single" w:sz="4" w:color="B0B0B0"/>
-              <w:bottom w:val="single" w:sz="4" w:color="B0B0B0"/>
-              <w:right w:val="single" w:sz="4" w:color="B0B0B0"/>
-            </w:tcBorders>
-            <w:shd w:fill="FFFFFF" w:val="clear"/>
-            <w:vAlign w:val="center"/>
-          </w:tcPr>
-          <w:p>
-            <w:pPr>
-              <w:spacing w:before="0" w:after="0"/>
-              <w:jc w:val="center"/>
-            </w:pPr>
-            <w:r/>
-            <w:r>
-              <w:rPr>
-                <w:rFonts w:ascii="Times New Roman" w:hAnsi="Times New Roman" w:eastAsia="Times New Roman"/>
-                <w:b w:val="0"/>
-                <w:sz w:val="14"/>
-              </w:rPr>
-              <w:t>1 720</w:t>
-            </w:r>
-          </w:p>
-        </w:tc>
-        <w:tc>
-          <w:tcPr>
-            <w:tcW w:type="dxa" w:w="879"/>
-            <w:tcBorders>
-              <w:top w:val="single" w:sz="4" w:color="B0B0B0"/>
-              <w:left w:val="single" w:sz="4" w:color="B0B0B0"/>
-              <w:bottom w:val="single" w:sz="4" w:color="B0B0B0"/>
-              <w:right w:val="single" w:sz="4" w:color="B0B0B0"/>
-            </w:tcBorders>
-            <w:shd w:fill="FFFFFF" w:val="clear"/>
-            <w:vAlign w:val="center"/>
-          </w:tcPr>
-          <w:p>
-            <w:pPr>
-              <w:spacing w:before="0" w:after="0"/>
-              <w:jc w:val="center"/>
-            </w:pPr>
-            <w:r/>
-            <w:r>
-              <w:rPr>
-                <w:rFonts w:ascii="Times New Roman" w:hAnsi="Times New Roman" w:eastAsia="Times New Roman"/>
-                <w:b w:val="0"/>
-                <w:sz w:val="14"/>
-              </w:rPr>
-              <w:t>−3</w:t>
-            </w:r>
-          </w:p>
-        </w:tc>
-        <w:tc>
-          <w:tcPr>
-            <w:tcW w:type="dxa" w:w="879"/>
-            <w:tcBorders>
-              <w:top w:val="single" w:sz="4" w:color="B0B0B0"/>
-              <w:left w:val="single" w:sz="4" w:color="B0B0B0"/>
-              <w:bottom w:val="single" w:sz="4" w:color="B0B0B0"/>
-              <w:right w:val="single" w:sz="4" w:color="B0B0B0"/>
-            </w:tcBorders>
-            <w:shd w:fill="FFFFFF" w:val="clear"/>
-            <w:vAlign w:val="center"/>
-          </w:tcPr>
-          <w:p>
-            <w:pPr>
-              <w:spacing w:before="0" w:after="0"/>
-              <w:jc w:val="center"/>
-            </w:pPr>
-            <w:r/>
-            <w:r>
-              <w:rPr>
-                <w:rFonts w:ascii="Times New Roman" w:hAnsi="Times New Roman" w:eastAsia="Times New Roman"/>
-                <w:b w:val="0"/>
-                <w:sz w:val="14"/>
-              </w:rPr>
-              <w:t>1 709</w:t>
-            </w:r>
-          </w:p>
-        </w:tc>
-        <w:tc>
-          <w:tcPr>
-            <w:tcW w:type="dxa" w:w="879"/>
-            <w:tcBorders>
-              <w:top w:val="single" w:sz="4" w:color="B0B0B0"/>
-              <w:left w:val="single" w:sz="4" w:color="B0B0B0"/>
-              <w:bottom w:val="single" w:sz="4" w:color="B0B0B0"/>
-              <w:right w:val="single" w:sz="4" w:color="B0B0B0"/>
-            </w:tcBorders>
-            <w:shd w:fill="FFFFFF" w:val="clear"/>
-            <w:vAlign w:val="center"/>
-          </w:tcPr>
-          <w:p>
-            <w:pPr>
-              <w:spacing w:before="0" w:after="0"/>
-              <w:jc w:val="center"/>
-            </w:pPr>
-            <w:r/>
-            <w:r>
-              <w:rPr>
-                <w:rFonts w:ascii="Times New Roman" w:hAnsi="Times New Roman" w:eastAsia="Times New Roman"/>
-                <w:b w:val="0"/>
-                <w:sz w:val="14"/>
-              </w:rPr>
-              <w:t>1 711</w:t>
-            </w:r>
-          </w:p>
-        </w:tc>
-        <w:tc>
-          <w:tcPr>
-            <w:tcW w:type="dxa" w:w="879"/>
-            <w:tcBorders>
-              <w:top w:val="single" w:sz="4" w:color="B0B0B0"/>
-              <w:left w:val="single" w:sz="4" w:color="B0B0B0"/>
-              <w:bottom w:val="single" w:sz="4" w:color="B0B0B0"/>
-              <w:right w:val="single" w:sz="4" w:color="B0B0B0"/>
-            </w:tcBorders>
-            <w:shd w:fill="FFFFFF" w:val="clear"/>
-            <w:vAlign w:val="center"/>
-          </w:tcPr>
-          <w:p>
-            <w:pPr>
-              <w:spacing w:before="0" w:after="0"/>
-              <w:jc w:val="center"/>
-            </w:pPr>
-            <w:r/>
-            <w:r>
-              <w:rPr>
-                <w:rFonts w:ascii="Times New Roman" w:hAnsi="Times New Roman" w:eastAsia="Times New Roman"/>
-                <w:b w:val="0"/>
-                <w:sz w:val="14"/>
-              </w:rPr>
-              <w:t>−2</w:t>
-            </w:r>
-          </w:p>
-        </w:tc>
-        <w:tc>
-          <w:tcPr>
-            <w:tcW w:type="dxa" w:w="879"/>
-            <w:tcBorders>
-              <w:top w:val="single" w:sz="4" w:color="B0B0B0"/>
-              <w:left w:val="single" w:sz="4" w:color="B0B0B0"/>
-              <w:bottom w:val="single" w:sz="4" w:color="B0B0B0"/>
-              <w:right w:val="single" w:sz="4" w:color="B0B0B0"/>
-            </w:tcBorders>
-            <w:shd w:fill="FFFFFF" w:val="clear"/>
-            <w:vAlign w:val="center"/>
-          </w:tcPr>
-          <w:p>
-            <w:pPr>
-              <w:spacing w:before="0" w:after="0"/>
-              <w:jc w:val="center"/>
-            </w:pPr>
-            <w:r/>
-            <w:r>
-              <w:rPr>
-                <w:rFonts w:ascii="Times New Roman" w:hAnsi="Times New Roman" w:eastAsia="Times New Roman"/>
-                <w:b w:val="0"/>
-                <w:sz w:val="14"/>
-              </w:rPr>
-              <w:t>1 809</w:t>
-            </w:r>
-          </w:p>
-        </w:tc>
-        <w:tc>
-          <w:tcPr>
-            <w:tcW w:type="dxa" w:w="879"/>
-            <w:tcBorders>
-              <w:top w:val="single" w:sz="4" w:color="B0B0B0"/>
-              <w:left w:val="single" w:sz="4" w:color="B0B0B0"/>
-              <w:bottom w:val="single" w:sz="4" w:color="B0B0B0"/>
-              <w:right w:val="single" w:sz="4" w:color="B0B0B0"/>
-            </w:tcBorders>
-            <w:shd w:fill="FFFFFF" w:val="clear"/>
-            <w:vAlign w:val="center"/>
-          </w:tcPr>
-          <w:p>
-            <w:pPr>
-              <w:spacing w:before="0" w:after="0"/>
-              <w:jc w:val="center"/>
-            </w:pPr>
-            <w:r/>
-            <w:r>
-              <w:rPr>
-                <w:rFonts w:ascii="Times New Roman" w:hAnsi="Times New Roman" w:eastAsia="Times New Roman"/>
-                <w:b w:val="0"/>
-                <w:sz w:val="14"/>
-              </w:rPr>
-              <w:t>1 812</w:t>
-            </w:r>
-          </w:p>
-        </w:tc>
-        <w:tc>
-          <w:tcPr>
-            <w:tcW w:type="dxa" w:w="879"/>
-            <w:tcBorders>
-              <w:top w:val="single" w:sz="4" w:color="B0B0B0"/>
-              <w:left w:val="single" w:sz="4" w:color="B0B0B0"/>
-              <w:bottom w:val="single" w:sz="4" w:color="B0B0B0"/>
-              <w:right w:val="single" w:sz="4" w:color="B0B0B0"/>
-            </w:tcBorders>
-            <w:shd w:fill="FFFFFF" w:val="clear"/>
-            <w:vAlign w:val="center"/>
-          </w:tcPr>
-          <w:p>
-            <w:pPr>
-              <w:spacing w:before="0" w:after="0"/>
-              <w:jc w:val="center"/>
-            </w:pPr>
-            <w:r/>
-            <w:r>
-              <w:rPr>
-                <w:rFonts w:ascii="Times New Roman" w:hAnsi="Times New Roman" w:eastAsia="Times New Roman"/>
-                <w:b w:val="0"/>
-                <w:sz w:val="14"/>
-              </w:rPr>
-              <w:t>−3</w:t>
-            </w:r>
-          </w:p>
-        </w:tc>
-        <w:tc>
-          <w:tcPr>
-            <w:tcW w:type="dxa" w:w="879"/>
-            <w:tcBorders>
-              <w:top w:val="single" w:sz="4" w:color="B0B0B0"/>
-              <w:left w:val="single" w:sz="4" w:color="B0B0B0"/>
-              <w:bottom w:val="single" w:sz="4" w:color="B0B0B0"/>
-              <w:right w:val="single" w:sz="4" w:color="B0B0B0"/>
-            </w:tcBorders>
-            <w:shd w:fill="FFFFFF" w:val="clear"/>
-            <w:vAlign w:val="center"/>
-          </w:tcPr>
-          <w:p>
-            <w:pPr>
-              <w:spacing w:before="0" w:after="0"/>
-              <w:jc w:val="center"/>
-            </w:pPr>
-            <w:r/>
-            <w:r>
-              <w:rPr>
-                <w:rFonts w:ascii="Times New Roman" w:hAnsi="Times New Roman" w:eastAsia="Times New Roman"/>
-                <w:b w:val="0"/>
-                <w:sz w:val="14"/>
-              </w:rPr>
-              <w:t>1 782</w:t>
-            </w:r>
-          </w:p>
-        </w:tc>
-        <w:tc>
-          <w:tcPr>
-            <w:tcW w:type="dxa" w:w="879"/>
-            <w:tcBorders>
-              <w:top w:val="single" w:sz="4" w:color="B0B0B0"/>
-              <w:left w:val="single" w:sz="4" w:color="B0B0B0"/>
-              <w:bottom w:val="single" w:sz="4" w:color="B0B0B0"/>
-              <w:right w:val="single" w:sz="4" w:color="B0B0B0"/>
-            </w:tcBorders>
-            <w:shd w:fill="FFFFFF" w:val="clear"/>
-            <w:vAlign w:val="center"/>
-          </w:tcPr>
-          <w:p>
-            <w:pPr>
-              <w:spacing w:before="0" w:after="0"/>
-              <w:jc w:val="center"/>
-            </w:pPr>
-            <w:r/>
-            <w:r>
-              <w:rPr>
-                <w:rFonts w:ascii="Times New Roman" w:hAnsi="Times New Roman" w:eastAsia="Times New Roman"/>
-                <w:b w:val="0"/>
-                <w:sz w:val="14"/>
-              </w:rPr>
-              <w:t>1 785</w:t>
-            </w:r>
-          </w:p>
-        </w:tc>
-        <w:tc>
-          <w:tcPr>
-            <w:tcW w:type="dxa" w:w="879"/>
-            <w:tcBorders>
-              <w:top w:val="single" w:sz="4" w:color="B0B0B0"/>
-              <w:left w:val="single" w:sz="4" w:color="B0B0B0"/>
-              <w:bottom w:val="single" w:sz="4" w:color="B0B0B0"/>
-              <w:right w:val="single" w:sz="4" w:color="B0B0B0"/>
-            </w:tcBorders>
-            <w:shd w:fill="FFFFFF" w:val="clear"/>
-            <w:vAlign w:val="center"/>
-          </w:tcPr>
-          <w:p>
-            <w:pPr>
-              <w:spacing w:before="0" w:after="0"/>
-              <w:jc w:val="center"/>
-            </w:pPr>
-            <w:r/>
-            <w:r>
-              <w:rPr>
-                <w:rFonts w:ascii="Times New Roman" w:hAnsi="Times New Roman" w:eastAsia="Times New Roman"/>
-                <w:b w:val="0"/>
-                <w:sz w:val="14"/>
-              </w:rPr>
-              <w:t>−3</w:t>
-            </w:r>
-          </w:p>
-        </w:tc>
-        <w:tc>
-          <w:tcPr>
-            <w:tcW w:type="dxa" w:w="879"/>
-            <w:tcBorders>
-              <w:top w:val="single" w:sz="4" w:color="B0B0B0"/>
-              <w:left w:val="single" w:sz="4" w:color="B0B0B0"/>
-              <w:bottom w:val="single" w:sz="4" w:color="B0B0B0"/>
-              <w:right w:val="single" w:sz="4" w:color="B0B0B0"/>
-            </w:tcBorders>
-            <w:shd w:fill="FFFFFF" w:val="clear"/>
-            <w:vAlign w:val="center"/>
-          </w:tcPr>
-          <w:p>
-            <w:pPr>
-              <w:spacing w:before="0" w:after="0"/>
-              <w:jc w:val="center"/>
-            </w:pPr>
-            <w:r/>
-            <w:r>
-              <w:rPr>
-                <w:rFonts w:ascii="Times New Roman" w:hAnsi="Times New Roman" w:eastAsia="Times New Roman"/>
-                <w:b w:val="0"/>
-                <w:sz w:val="14"/>
-              </w:rPr>
-              <w:t>1 813</w:t>
-            </w:r>
-          </w:p>
-        </w:tc>
-        <w:tc>
-          <w:tcPr>
-            <w:tcW w:type="dxa" w:w="879"/>
-            <w:tcBorders>
-              <w:top w:val="single" w:sz="4" w:color="B0B0B0"/>
-              <w:left w:val="single" w:sz="4" w:color="B0B0B0"/>
-              <w:bottom w:val="single" w:sz="4" w:color="B0B0B0"/>
-              <w:right w:val="single" w:sz="4" w:color="B0B0B0"/>
-            </w:tcBorders>
-            <w:shd w:fill="FFFFFF" w:val="clear"/>
-            <w:vAlign w:val="center"/>
-          </w:tcPr>
-          <w:p>
-            <w:pPr>
-              <w:spacing w:before="0" w:after="0"/>
-              <w:jc w:val="center"/>
-            </w:pPr>
-            <w:r/>
-            <w:r>
-              <w:rPr>
-                <w:rFonts w:ascii="Times New Roman" w:hAnsi="Times New Roman" w:eastAsia="Times New Roman"/>
-                <w:b w:val="0"/>
-                <w:sz w:val="14"/>
-              </w:rPr>
-              <w:t>1 815</w:t>
-            </w:r>
-          </w:p>
-        </w:tc>
-        <w:tc>
-          <w:tcPr>
-            <w:tcW w:type="dxa" w:w="879"/>
-            <w:tcBorders>
-              <w:top w:val="single" w:sz="4" w:color="B0B0B0"/>
-              <w:left w:val="single" w:sz="4" w:color="B0B0B0"/>
-              <w:bottom w:val="single" w:sz="4" w:color="B0B0B0"/>
-              <w:right w:val="single" w:sz="4" w:color="B0B0B0"/>
-            </w:tcBorders>
-            <w:shd w:fill="FFFFFF" w:val="clear"/>
-            <w:vAlign w:val="center"/>
-          </w:tcPr>
-          <w:p>
-            <w:pPr>
-              <w:spacing w:before="0" w:after="0"/>
-              <w:jc w:val="center"/>
-            </w:pPr>
-            <w:r/>
-            <w:r>
-              <w:rPr>
-                <w:rFonts w:ascii="Times New Roman" w:hAnsi="Times New Roman" w:eastAsia="Times New Roman"/>
-                <w:b w:val="0"/>
-                <w:sz w:val="14"/>
-              </w:rPr>
-              <w:t>−2</w:t>
-            </w:r>
-          </w:p>
-        </w:tc>
-        <w:tc>
-          <w:tcPr>
-            <w:tcW w:type="dxa" w:w="879"/>
-            <w:tcBorders>
-              <w:top w:val="single" w:sz="4" w:color="B0B0B0"/>
-              <w:left w:val="single" w:sz="4" w:color="B0B0B0"/>
-              <w:bottom w:val="single" w:sz="4" w:color="B0B0B0"/>
-              <w:right w:val="single" w:sz="4" w:color="B0B0B0"/>
-            </w:tcBorders>
-            <w:shd w:fill="FFFFFF" w:val="clear"/>
-            <w:vAlign w:val="center"/>
-          </w:tcPr>
-          <w:p>
-            <w:pPr>
-              <w:spacing w:before="0" w:after="0"/>
-              <w:jc w:val="center"/>
-            </w:pPr>
-            <w:r/>
-            <w:r>
-              <w:rPr>
-                <w:rFonts w:ascii="Times New Roman" w:hAnsi="Times New Roman" w:eastAsia="Times New Roman"/>
-                <w:b w:val="0"/>
-                <w:sz w:val="14"/>
-              </w:rPr>
-              <w:t>1 905</w:t>
-            </w:r>
-          </w:p>
-        </w:tc>
-        <w:tc>
-          <w:tcPr>
-            <w:tcW w:type="dxa" w:w="879"/>
-            <w:tcBorders>
-              <w:top w:val="single" w:sz="4" w:color="B0B0B0"/>
-              <w:left w:val="single" w:sz="4" w:color="B0B0B0"/>
-              <w:bottom w:val="single" w:sz="4" w:color="B0B0B0"/>
-              <w:right w:val="single" w:sz="4" w:color="B0B0B0"/>
-            </w:tcBorders>
-            <w:shd w:fill="FFFFFF" w:val="clear"/>
-            <w:vAlign w:val="center"/>
-          </w:tcPr>
-          <w:p>
-            <w:pPr>
-              <w:spacing w:before="0" w:after="0"/>
-              <w:jc w:val="center"/>
-            </w:pPr>
-            <w:r/>
-            <w:r>
-              <w:rPr>
-                <w:rFonts w:ascii="Times New Roman" w:hAnsi="Times New Roman" w:eastAsia="Times New Roman"/>
-                <w:b w:val="0"/>
-                <w:sz w:val="14"/>
-              </w:rPr>
-              <w:t>1 912</w:t>
-            </w:r>
-          </w:p>
-        </w:tc>
-        <w:tc>
-          <w:tcPr>
-            <w:tcW w:type="dxa" w:w="879"/>
-            <w:tcBorders>
-              <w:top w:val="single" w:sz="4" w:color="B0B0B0"/>
-              <w:left w:val="single" w:sz="4" w:color="B0B0B0"/>
-              <w:bottom w:val="single" w:sz="4" w:color="B0B0B0"/>
-              <w:right w:val="single" w:sz="4" w:color="B0B0B0"/>
-            </w:tcBorders>
-            <w:shd w:fill="FFFFFF" w:val="clear"/>
-            <w:vAlign w:val="center"/>
-          </w:tcPr>
-          <w:p>
-            <w:pPr>
-              <w:spacing w:before="0" w:after="0"/>
-              <w:jc w:val="center"/>
-            </w:pPr>
-            <w:r/>
-            <w:r>
-              <w:rPr>
-                <w:rFonts w:ascii="Times New Roman" w:hAnsi="Times New Roman" w:eastAsia="Times New Roman"/>
-                <w:b w:val="0"/>
-                <w:sz w:val="14"/>
-              </w:rPr>
-              <w:t>−7</w:t>
-            </w:r>
-          </w:p>
-        </w:tc>
-        <w:tc>
-          <w:tcPr>
-            <w:tcW w:type="dxa" w:w="879"/>
-            <w:tcBorders>
-              <w:top w:val="single" w:sz="4" w:color="B0B0B0"/>
-              <w:left w:val="single" w:sz="4" w:color="B0B0B0"/>
-              <w:bottom w:val="single" w:sz="4" w:color="B0B0B0"/>
-              <w:right w:val="single" w:sz="4" w:color="B0B0B0"/>
-            </w:tcBorders>
-            <w:shd w:fill="FFFFFF" w:val="clear"/>
-            <w:vAlign w:val="center"/>
-          </w:tcPr>
-          <w:p>
-            <w:pPr>
-              <w:spacing w:before="0" w:after="0"/>
-              <w:jc w:val="center"/>
-            </w:pPr>
-            <w:r/>
-            <w:r>
-              <w:rPr>
-                <w:rFonts w:ascii="Times New Roman" w:hAnsi="Times New Roman" w:eastAsia="Times New Roman"/>
-                <w:b w:val="0"/>
-                <w:sz w:val="14"/>
-              </w:rPr>
-              <w:t>1 946</w:t>
-            </w:r>
-          </w:p>
-        </w:tc>
-        <w:tc>
-          <w:tcPr>
-            <w:tcW w:type="dxa" w:w="879"/>
-            <w:tcBorders>
-              <w:top w:val="single" w:sz="4" w:color="B0B0B0"/>
-              <w:left w:val="single" w:sz="4" w:color="B0B0B0"/>
-              <w:bottom w:val="single" w:sz="4" w:color="B0B0B0"/>
-              <w:right w:val="single" w:sz="4" w:color="B0B0B0"/>
-            </w:tcBorders>
-            <w:shd w:fill="FFFFFF" w:val="clear"/>
-            <w:vAlign w:val="center"/>
-          </w:tcPr>
-          <w:p>
-            <w:pPr>
-              <w:spacing w:before="0" w:after="0"/>
-              <w:jc w:val="center"/>
-            </w:pPr>
-            <w:r/>
-            <w:r>
-              <w:rPr>
-                <w:rFonts w:ascii="Times New Roman" w:hAnsi="Times New Roman" w:eastAsia="Times New Roman"/>
-                <w:b w:val="0"/>
-                <w:sz w:val="14"/>
-              </w:rPr>
-              <w:t>1 956</w:t>
-            </w:r>
-          </w:p>
-        </w:tc>
-        <w:tc>
-          <w:tcPr>
-            <w:tcW w:type="dxa" w:w="879"/>
-            <w:tcBorders>
-              <w:top w:val="single" w:sz="4" w:color="B0B0B0"/>
-              <w:left w:val="single" w:sz="4" w:color="B0B0B0"/>
-              <w:bottom w:val="single" w:sz="4" w:color="B0B0B0"/>
-              <w:right w:val="single" w:sz="4" w:color="B0B0B0"/>
-            </w:tcBorders>
-            <w:shd w:fill="FFFFFF" w:val="clear"/>
-            <w:vAlign w:val="center"/>
-          </w:tcPr>
-          <w:p>
-            <w:pPr>
-              <w:spacing w:before="0" w:after="0"/>
-              <w:jc w:val="center"/>
-            </w:pPr>
-            <w:r/>
-            <w:r>
-              <w:rPr>
-                <w:rFonts w:ascii="Times New Roman" w:hAnsi="Times New Roman" w:eastAsia="Times New Roman"/>
-                <w:b w:val="0"/>
-                <w:sz w:val="14"/>
-              </w:rPr>
-              <w:t>−10</w:t>
-            </w:r>
-          </w:p>
-        </w:tc>
-      </w:tr>
-      <w:tr>
-        <w:tc>
-          <w:tcPr>
-            <w:tcW w:type="dxa" w:w="3515"/>
-            <w:tcBorders>
-              <w:top w:val="single" w:sz="4" w:color="B0B0B0"/>
-              <w:left w:val="single" w:sz="4" w:color="B0B0B0"/>
-              <w:bottom w:val="single" w:sz="4" w:color="B0B0B0"/>
-              <w:right w:val="single" w:sz="4" w:color="B0B0B0"/>
-            </w:tcBorders>
-            <w:shd w:fill="F2F2F2" w:val="clear"/>
-            <w:vAlign w:val="center"/>
-          </w:tcPr>
-          <w:p>
-            <w:pPr>
-              <w:spacing w:before="0" w:after="0"/>
-              <w:jc w:val="left"/>
-            </w:pPr>
-            <w:r/>
-            <w:r>
-              <w:rPr>
-                <w:rFonts w:ascii="Times New Roman" w:hAnsi="Times New Roman" w:eastAsia="Times New Roman"/>
-                <w:b/>
-                <w:sz w:val="14"/>
-              </w:rPr>
-              <w:t>Неактивные, final_df методом коллеги</w:t>
+              <w:t>Неактивные</w:t>
             </w:r>
           </w:p>
         </w:tc>
@@ -12974,7 +10502,7 @@
           <w:b w:val="0"/>
           <w:sz w:val="24"/>
         </w:rPr>
-        <w:t>Активные клиенты. На дашборде активный договор — тот, у кого в месяце есть активный терминал (active_terms больше нуля). Если посчитать на тех же данных методом коллеги, то есть по числу транзакций больше нуля, январь–июль дают то же самое число. От отчёта оба способа отстают на 0 договоров в январе и на 4 в июле. Весь минус по строке «Всего клиентов» (−3 в январе и феврале, −4 в марте–мае, −10 в июне, −14 в июле) сидит в неактивных.</w:t>
+        <w:t>Активные клиенты. На дашборде это договор с активным терминалом в месяце. В отчёте это договор хотя бы с одной транзакцией. На данных final_df_script_3_1 за январь–июль правило «есть транзакция» даёт то же число, что и активный терминал, поэтому в таблице одна пара строк. От отчёта дашборд отстаёт на 0 договоров в январе и на 4 в июле. Весь минус по строке «Всего клиентов» (−3 в январе и феврале, −4 в марте–мае, −10 в июне, −14 в июле) сидит в неактивных.</w:t>
       </w:r>
     </w:p>
     <w:p>
